--- a/EDI_Publishing/Macrosystems_EDDIE_Module_9_HighFrequencyData/Editable_versions_all_files/Student_handout_Module9.docx
+++ b/EDI_Publishing/Macrosystems_EDDIE_Module_9_HighFrequencyData/Editable_versions_all_files/Student_handout_Module9.docx
@@ -1,6 +1,6 @@
 
 <file path=word/document.xml><?xml version="1.0" encoding="utf-8"?>
-<w:document xmlns:wpc="http://schemas.microsoft.com/office/word/2010/wordprocessingCanvas" xmlns:cx="http://schemas.microsoft.com/office/drawing/2014/chartex" xmlns:cx1="http://schemas.microsoft.com/office/drawing/2015/9/8/chartex" xmlns:cx2="http://schemas.microsoft.com/office/drawing/2015/10/21/chartex" xmlns:cx3="http://schemas.microsoft.com/office/drawing/2016/5/9/chartex" xmlns:cx4="http://schemas.microsoft.com/office/drawing/2016/5/10/chartex" xmlns:cx5="http://schemas.microsoft.com/office/drawing/2016/5/11/chartex" xmlns:cx6="http://schemas.microsoft.com/office/drawing/2016/5/12/chartex" xmlns:cx7="http://schemas.microsoft.com/office/drawing/2016/5/13/chartex" xmlns:cx8="http://schemas.microsoft.com/office/drawing/2016/5/14/chartex" xmlns:mc="http://schemas.openxmlformats.org/markup-compatibility/2006" xmlns:aink="http://schemas.microsoft.com/office/drawing/2016/ink" xmlns:am3d="http://schemas.microsoft.com/office/drawing/2017/model3d" xmlns:o="urn:schemas-microsoft-com:office:office" xmlns:oel="http://schemas.microsoft.com/office/2019/extlst" xmlns:r="http://schemas.openxmlformats.org/officeDocument/2006/relationships" xmlns:m="http://schemas.openxmlformats.org/officeDocument/2006/math" xmlns:v="urn:schemas-microsoft-com:vml" xmlns:wp14="http://schemas.microsoft.com/office/word/2010/wordprocessingDrawing" xmlns:wp="http://schemas.openxmlformats.org/drawingml/2006/wordprocessingDrawing" xmlns:w10="urn:schemas-microsoft-com:office:word" xmlns:w="http://schemas.openxmlformats.org/wordprocessingml/2006/main" xmlns:w14="http://schemas.microsoft.com/office/word/2010/wordml" xmlns:w15="http://schemas.microsoft.com/office/word/2012/wordml" xmlns:w16cex="http://schemas.microsoft.com/office/word/2018/wordml/cex" xmlns:w16cid="http://schemas.microsoft.com/office/word/2016/wordml/cid" xmlns:w16="http://schemas.microsoft.com/office/word/2018/wordml" xmlns:w16du="http://schemas.microsoft.com/office/word/2023/wordml/word16du" xmlns:w16sdtdh="http://schemas.microsoft.com/office/word/2020/wordml/sdtdatahash" xmlns:w16se="http://schemas.microsoft.com/office/word/2015/wordml/symex" xmlns:wpg="http://schemas.microsoft.com/office/word/2010/wordprocessingGroup" xmlns:wpi="http://schemas.microsoft.com/office/word/2010/wordprocessingInk" xmlns:wne="http://schemas.microsoft.com/office/word/2006/wordml" xmlns:wps="http://schemas.microsoft.com/office/word/2010/wordprocessingShape" mc:Ignorable="w14 w15 w16se w16cid w16 w16cex w16sdtdh w16du wp14">
+<w:document xmlns:wpc="http://schemas.microsoft.com/office/word/2010/wordprocessingCanvas" xmlns:cx="http://schemas.microsoft.com/office/drawing/2014/chartex" xmlns:cx1="http://schemas.microsoft.com/office/drawing/2015/9/8/chartex" xmlns:cx2="http://schemas.microsoft.com/office/drawing/2015/10/21/chartex" xmlns:cx3="http://schemas.microsoft.com/office/drawing/2016/5/9/chartex" xmlns:cx4="http://schemas.microsoft.com/office/drawing/2016/5/10/chartex" xmlns:cx5="http://schemas.microsoft.com/office/drawing/2016/5/11/chartex" xmlns:cx6="http://schemas.microsoft.com/office/drawing/2016/5/12/chartex" xmlns:cx7="http://schemas.microsoft.com/office/drawing/2016/5/13/chartex" xmlns:cx8="http://schemas.microsoft.com/office/drawing/2016/5/14/chartex" xmlns:mc="http://schemas.openxmlformats.org/markup-compatibility/2006" xmlns:aink="http://schemas.microsoft.com/office/drawing/2016/ink" xmlns:am3d="http://schemas.microsoft.com/office/drawing/2017/model3d" xmlns:o="urn:schemas-microsoft-com:office:office" xmlns:oel="http://schemas.microsoft.com/office/2019/extlst" xmlns:r="http://schemas.openxmlformats.org/officeDocument/2006/relationships" xmlns:m="http://schemas.openxmlformats.org/officeDocument/2006/math" xmlns:v="urn:schemas-microsoft-com:vml" xmlns:wp14="http://schemas.microsoft.com/office/word/2010/wordprocessingDrawing" xmlns:wp="http://schemas.openxmlformats.org/drawingml/2006/wordprocessingDrawing" xmlns:w10="urn:schemas-microsoft-com:office:word" xmlns:w="http://schemas.openxmlformats.org/wordprocessingml/2006/main" xmlns:w14="http://schemas.microsoft.com/office/word/2010/wordml" xmlns:w15="http://schemas.microsoft.com/office/word/2012/wordml" xmlns:w16cex="http://schemas.microsoft.com/office/word/2018/wordml/cex" xmlns:w16cid="http://schemas.microsoft.com/office/word/2016/wordml/cid" xmlns:w16="http://schemas.microsoft.com/office/word/2018/wordml" xmlns:w16du="http://schemas.microsoft.com/office/word/2023/wordml/word16du" xmlns:w16sdtdh="http://schemas.microsoft.com/office/word/2020/wordml/sdtdatahash" xmlns:w16sdtfl="http://schemas.microsoft.com/office/word/2024/wordml/sdtformatlock" xmlns:w16se="http://schemas.microsoft.com/office/word/2015/wordml/symex" xmlns:wpg="http://schemas.microsoft.com/office/word/2010/wordprocessingGroup" xmlns:wpi="http://schemas.microsoft.com/office/word/2010/wordprocessingInk" xmlns:wne="http://schemas.microsoft.com/office/word/2006/wordml" xmlns:wps="http://schemas.microsoft.com/office/word/2010/wordprocessingShape" mc:Ignorable="w14 w15 w16se w16cid w16 w16cex w16sdtdh w16sdtfl w16du wp14">
   <w:body>
     <w:p>
       <w:pPr>
@@ -19,16 +19,16 @@
           <w:noProof/>
         </w:rPr>
         <w:drawing>
-          <wp:inline distT="0" distB="0" distL="0" distR="0" wp14:anchorId="5651F91C" wp14:editId="21CE8030">
+          <wp:inline distT="0" distB="0" distL="0" distR="0" wp14:anchorId="618907D5" wp14:editId="60FE5E61">
             <wp:extent cx="5943600" cy="385265"/>
             <wp:effectExtent l="0" t="0" r="0" b="0"/>
-            <wp:docPr id="21" name="Picture"/>
+            <wp:docPr id="19" name="Picture"/>
             <wp:cNvGraphicFramePr/>
             <a:graphic xmlns:a="http://schemas.openxmlformats.org/drawingml/2006/main">
               <a:graphicData uri="http://schemas.openxmlformats.org/drawingml/2006/picture">
                 <pic:pic xmlns:pic="http://schemas.openxmlformats.org/drawingml/2006/picture">
                   <pic:nvPicPr>
-                    <pic:cNvPr id="22" name="Picture" descr="www/eddie_banner_2020_test.png"/>
+                    <pic:cNvPr id="20" name="Picture" descr="www/eddie_banner_2020_test.png"/>
                     <pic:cNvPicPr>
                       <a:picLocks noChangeAspect="1" noChangeArrowheads="1"/>
                     </pic:cNvPicPr>
@@ -66,7 +66,7 @@
         <w:rPr>
           <w:noProof/>
         </w:rPr>
-        <w:pict w14:anchorId="0A188330">
+        <w:pict w14:anchorId="595A036F">
           <v:rect id="_x0000_i1036" alt="" style="width:468pt;height:.05pt;mso-width-percent:0;mso-height-percent:0;mso-width-percent:0;mso-height-percent:0" o:hralign="center" o:hrstd="t" o:hr="t"/>
         </w:pict>
       </w:r>
@@ -104,7 +104,7 @@
         <w:rPr>
           <w:noProof/>
         </w:rPr>
-        <w:pict w14:anchorId="2931A66E">
+        <w:pict w14:anchorId="499B2120">
           <v:rect id="_x0000_i1035" alt="" style="width:468pt;height:.05pt;mso-width-percent:0;mso-height-percent:0;mso-width-percent:0;mso-height-percent:0" o:hralign="center" o:hrstd="t" o:hr="t"/>
         </w:pict>
       </w:r>
@@ -165,7 +165,7 @@
         <w:pStyle w:val="BodyText"/>
       </w:pPr>
       <w:r>
-        <w:t>In this module, you will explore data collected using high-frequency sensors and learn how to interpret these data to inform water quality management.</w:t>
+        <w:t>In this module, you will explore data collected using high-frequency sensors and learn how to interpret these data to inform water quality management. This module was developed for water managers and students in the USA but could be transferred to other sites with some modifications.</w:t>
       </w:r>
     </w:p>
     <w:p>
@@ -195,7 +195,7 @@
         </w:numPr>
       </w:pPr>
       <w:r>
-        <w:t>Define key measures of surface freshwater quality (water temperature, dissolved oxygen, and turbidity).</w:t>
+        <w:t>Define key measures of freshwater quality (water temperature, dissolved oxygen, and turbidity).</w:t>
       </w:r>
     </w:p>
     <w:p>
@@ -207,7 +207,7 @@
         </w:numPr>
       </w:pPr>
       <w:r>
-        <w:t>Explain how water temperature changes over the course of a year in a temperate reservoir and how these changes affect water quality.</w:t>
+        <w:t>Explain how water temperature changes over a year in a temperate reservoir and how these changes affect water quality.</w:t>
       </w:r>
     </w:p>
     <w:p>
@@ -231,6 +231,7 @@
         </w:numPr>
       </w:pPr>
       <w:r>
+        <w:lastRenderedPageBreak/>
         <w:t>Evaluate water quality data and forecasts to make decisions about drinking water treatment.</w:t>
       </w:r>
     </w:p>
@@ -240,7 +241,6 @@
       </w:pPr>
       <w:bookmarkStart w:id="7" w:name="module-overview"/>
       <w:r>
-        <w:lastRenderedPageBreak/>
         <w:t>Module overview:</w:t>
       </w:r>
     </w:p>
@@ -265,7 +265,7 @@
         </w:numPr>
       </w:pPr>
       <w:r>
-        <w:t>Activity A: Access and explore high-frequency water quality data from a drinking water reservoir in southwest Virginia</w:t>
+        <w:t>Activity A: Access and explore high-frequency water quality data from a drinking water reservoir in southwest Virginia, USA</w:t>
       </w:r>
     </w:p>
     <w:p>
@@ -422,6 +422,7 @@
     </w:p>
     <w:p>
       <w:r>
+        <w:lastRenderedPageBreak/>
         <w:br w:type="page"/>
       </w:r>
     </w:p>
@@ -471,7 +472,7 @@
         </w:numPr>
       </w:pPr>
       <w:r>
-        <w:t>Which of the following are components of water quality? You may select more than one answer.</w:t>
+        <w:t>Which of the following options are components of water quality? You may select more than one answer.</w:t>
       </w:r>
     </w:p>
     <w:p>
@@ -542,7 +543,7 @@
         </w:numPr>
       </w:pPr>
       <w:r>
-        <w:t>Which of the following is a benefit of collecting high-frequency water quality data?</w:t>
+        <w:t>Which of the following options is a benefit of collecting high-frequency water quality data? Select only one answer.</w:t>
       </w:r>
     </w:p>
     <w:p>
@@ -554,7 +555,7 @@
         </w:numPr>
       </w:pPr>
       <w:r>
-        <w:t>high-frequency data prevents water quality from becoming degraded</w:t>
+        <w:t>high-frequency data prevent water quality from becoming degraded</w:t>
       </w:r>
     </w:p>
     <w:p>
@@ -566,7 +567,7 @@
         </w:numPr>
       </w:pPr>
       <w:r>
-        <w:t>high-frequency data requires many automated sensors to be deployed in a reservoir</w:t>
+        <w:t>high-frequency data require many automated sensors to be deployed in a reservoir</w:t>
       </w:r>
     </w:p>
     <w:p>
@@ -578,7 +579,7 @@
         </w:numPr>
       </w:pPr>
       <w:r>
-        <w:t>high-frequency data allows managers and scientists to observe patterns that are not visible from low-frequency data</w:t>
+        <w:t>high-frequency data allow managers and scientists to observe patterns that are not visible from low-frequency data</w:t>
       </w:r>
     </w:p>
     <w:p>
@@ -602,7 +603,7 @@
         <w:pStyle w:val="FirstParagraph"/>
       </w:pPr>
       <w:r>
-        <w:t>Access and explore high-frequency water quality data from a drinking water reservoir in southwest Virginia</w:t>
+        <w:t>Access and explore high-frequency water quality data from a drinking water reservoir in southwest Virginia, USA</w:t>
       </w:r>
     </w:p>
     <w:p>
@@ -610,7 +611,7 @@
         <w:rPr>
           <w:noProof/>
         </w:rPr>
-        <w:pict w14:anchorId="26ECB8D0">
+        <w:pict w14:anchorId="30DA2CE5">
           <v:rect id="_x0000_i1034" alt="" style="width:468pt;height:.05pt;mso-width-percent:0;mso-height-percent:0;mso-width-percent:0;mso-height-percent:0" o:hralign="center" o:hrstd="t" o:hr="t"/>
         </w:pict>
       </w:r>
@@ -629,7 +630,7 @@
         <w:rPr>
           <w:noProof/>
         </w:rPr>
-        <w:pict w14:anchorId="1C87215F">
+        <w:pict w14:anchorId="363BEF41">
           <v:rect id="_x0000_i1033" alt="" style="width:468pt;height:.05pt;mso-width-percent:0;mso-height-percent:0;mso-width-percent:0;mso-height-percent:0" o:hralign="center" o:hrstd="t" o:hr="t"/>
         </w:pict>
       </w:r>
@@ -811,7 +812,7 @@
         <w:pStyle w:val="FirstParagraph"/>
       </w:pPr>
       <w:r>
-        <w:t>Virginia’s Water Quality Assessment Guidance Manual gives the following guidance on water quality evaluation using a trophic state index (TSI), which may be calculated from Secchi depth (SD), chlorophyll-a (CA), or total phosphorus (TP):</w:t>
+        <w:t>Virginia’s Water Quality Assessment Guidance Manual gives the following guidance on water quality evaluation using a trophic state index (TSI), which may be calculated from Secchi depth (SD), chlorophyll-a (CA) in the top 1 meter of the water column, or total phosphorus (TP) in the top 1 meter of the water column:</w:t>
       </w:r>
     </w:p>
     <w:p>
@@ -823,7 +824,7 @@
           <w:i/>
           <w:iCs/>
         </w:rPr>
-        <w:t>A trophic state index value of 60 or greater for any one of the 3 indices will indicate that nutrient enrichment from anthropogenic sources are adversely interfering, directly or indirectly, with the designated uses. A TSI value of 60 corresponds to a CA concentration of 20 ug/l, a SD of 1 meter, and a TP concentration of 48 ug/l.</w:t>
+        <w:t>“A trophic state index value of 60 or greater for any one of the 3 indices will indicate that nutrient enrichment from anthropogenic sources are adversely interfering, directly or indirectly, with the designated uses. A TSI value of 60 corresponds to a CA concentration of 20 ug/l, a SD of 1 meter, and a TP concentration of 48 ug/l.”</w:t>
       </w:r>
     </w:p>
     <w:p>
@@ -862,7 +863,7 @@
         <w:rPr>
           <w:noProof/>
         </w:rPr>
-        <w:pict w14:anchorId="3DC8A21D">
+        <w:pict w14:anchorId="406DBAAB">
           <v:rect id="_x0000_i1032" alt="" style="width:468pt;height:.05pt;mso-width-percent:0;mso-height-percent:0;mso-width-percent:0;mso-height-percent:0" o:hralign="center" o:hrstd="t" o:hr="t"/>
         </w:pict>
       </w:r>
@@ -882,7 +883,7 @@
         <w:rPr>
           <w:noProof/>
         </w:rPr>
-        <w:pict w14:anchorId="7ECD8632">
+        <w:pict w14:anchorId="49C42649">
           <v:rect id="_x0000_i1031" alt="" style="width:468pt;height:.05pt;mso-width-percent:0;mso-height-percent:0;mso-width-percent:0;mso-height-percent:0" o:hralign="center" o:hrstd="t" o:hr="t"/>
         </w:pict>
       </w:r>
@@ -935,7 +936,7 @@
         </w:numPr>
       </w:pPr>
       <w:r>
-        <w:t>Which of the following are possible effects turnover can have on water quality?</w:t>
+        <w:t>Which of the following are possible effects of fall turnover on water quality?</w:t>
       </w:r>
     </w:p>
     <w:p>
@@ -983,18 +984,30 @@
         </w:numPr>
       </w:pPr>
       <w:r>
+        <w:lastRenderedPageBreak/>
         <w:t>taste and odor concerns</w:t>
       </w:r>
     </w:p>
     <w:p>
       <w:pPr>
+        <w:pStyle w:val="Compact"/>
+        <w:numPr>
+          <w:ilvl w:val="1"/>
+          <w:numId w:val="23"/>
+        </w:numPr>
+      </w:pPr>
+      <w:r>
+        <w:t>all of the above</w:t>
+      </w:r>
+    </w:p>
+    <w:p>
+      <w:pPr>
         <w:numPr>
           <w:ilvl w:val="0"/>
           <w:numId w:val="22"/>
         </w:numPr>
       </w:pPr>
       <w:r>
-        <w:lastRenderedPageBreak/>
         <w:t>The water temperatures on the plot are in degrees Celsius. What is the warmest observed water temperature at your reservoir in degrees Fahrenheit? Round your answer to the nearest whole number.</w:t>
       </w:r>
     </w:p>
@@ -1047,7 +1060,7 @@
         </w:numPr>
       </w:pPr>
       <w:r>
-        <w:t>Fall turnover can be defined as the day when the temperature difference between the shallowest and deepest depths in the reservoir is less than 1 degree Celsius. What day did fall turnover occur in the reservoir? Write out the full month name and day (e.g., September 20).</w:t>
+        <w:t>Fall turnover can be defined as the first day in the fall when the temperature difference between the shallowest and deepest depths in the reservoir is less than 1 degree Celsius. What day did fall turnover occur in your reservoir? Write out the full month name and day (e.g., September 20).</w:t>
       </w:r>
     </w:p>
     <w:p>
@@ -1171,7 +1184,7 @@
         </w:numPr>
       </w:pPr>
       <w:r>
-        <w:t>ability of a water body to support aquatic life</w:t>
+        <w:t>low dissolved oxgen can allow other gasses, such as nitrogen and carbon dioxide, to enter the water</w:t>
       </w:r>
     </w:p>
     <w:p>
@@ -1206,7 +1219,7 @@
         </w:numPr>
       </w:pPr>
       <w:r>
-        <w:t>The dissolved oxygen data on the plot are in ppm. What is lowest observed dissolved oxygen concentration in the surface waters of the reservoir in mg/L? Round your answer to the nearest whole number.</w:t>
+        <w:t>The dissolved oxygen data on the plot are in ppm. What is the lowest observed dissolved oxygen concentration in the surface waters of the reservoir in mg/L? Round your answer to the nearest whole number.</w:t>
       </w:r>
     </w:p>
     <w:p>
@@ -1232,6 +1245,7 @@
         </w:numPr>
       </w:pPr>
       <w:r>
+        <w:lastRenderedPageBreak/>
         <w:t>What is the lowest observed dissolved oxygen concentration in the bottom waters of the reservoir in mg/L?</w:t>
       </w:r>
     </w:p>
@@ -1258,8 +1272,7 @@
         </w:numPr>
       </w:pPr>
       <w:r>
-        <w:lastRenderedPageBreak/>
-        <w:t>Two mg/L is a commonly used threshold to indicate that dissolved oxygen concentrations are low enough to cause water quality concerns. Does your reservoir exhibit dissolved oxygen concentrations less than 2 mg/L?</w:t>
+        <w:t>Two (2) mg/L is a commonly used threshold to indicate that dissolved oxygen concentrations are low enough to cause water quality concerns. Does your reservoir exhibit dissolved oxygen concentrations less than 2 mg/L?</w:t>
       </w:r>
     </w:p>
     <w:p>
@@ -1411,7 +1424,7 @@
         </w:numPr>
       </w:pPr>
       <w:r>
-        <w:t>What is the regulatory limit on bottom filter turbidity in NTU? Round your answer to the nearest tenth (e.g., 0.1).</w:t>
+        <w:t>What is the Environmental Protection Agency (EPA) regulatory limit on bottom filter turbidity in NTU? Round your answer to the nearest tenth (e.g., 0.1).</w:t>
       </w:r>
     </w:p>
     <w:p>
@@ -1504,7 +1517,7 @@
         <w:pStyle w:val="FirstParagraph"/>
       </w:pPr>
       <w:r>
-        <w:t>Use high-frequency water quality data to explore how water quality changes and make decisions about water withdrawal depth over the course of a year</w:t>
+        <w:t>Use high-frequency water quality data to explore how water quality changes over the course of a year and make decisions about water withdrawal depth</w:t>
       </w:r>
     </w:p>
     <w:p>
@@ -1512,7 +1525,7 @@
         <w:rPr>
           <w:noProof/>
         </w:rPr>
-        <w:pict w14:anchorId="43D189C5">
+        <w:pict w14:anchorId="7C4D3461">
           <v:rect id="_x0000_i1030" alt="" style="width:468pt;height:.05pt;mso-width-percent:0;mso-height-percent:0;mso-width-percent:0;mso-height-percent:0" o:hralign="center" o:hrstd="t" o:hr="t"/>
         </w:pict>
       </w:r>
@@ -1531,7 +1544,7 @@
         <w:rPr>
           <w:noProof/>
         </w:rPr>
-        <w:pict w14:anchorId="6EF93C48">
+        <w:pict w14:anchorId="0168A7ED">
           <v:rect id="_x0000_i1029" alt="" style="width:468pt;height:.05pt;mso-width-percent:0;mso-height-percent:0;mso-width-percent:0;mso-height-percent:0" o:hralign="center" o:hrstd="t" o:hr="t"/>
         </w:pict>
       </w:r>
@@ -1558,7 +1571,7 @@
         </w:numPr>
       </w:pPr>
       <w:r>
-        <w:t>Is the reservoir currently thermally stratified or mixed?</w:t>
+        <w:t>In the plot of summer water temperature data, is the reservoir thermally stratified or mixed?</w:t>
       </w:r>
     </w:p>
     <w:p>
@@ -1584,7 +1597,7 @@
         </w:numPr>
       </w:pPr>
       <w:r>
-        <w:t>Do you observe hypoxia at any depth(s) in the reservoir? If so, which depth(s)? You may select more than one answer in the Canvas quiz.</w:t>
+        <w:t>Do you observe dissolved oxygen concentrations less than 2 mg/L at any depth(s) in the reservoir? If so, which depth(s)? You may select more than one answer in the Canvas quiz.</w:t>
       </w:r>
     </w:p>
     <w:p>
@@ -1636,7 +1649,7 @@
         </w:numPr>
       </w:pPr>
       <w:r>
-        <w:t>Which depth do you choose for water extraction on July 31? Select the depth in the Canvas quiz.</w:t>
+        <w:t>Which depth do you choose for water extraction on July 31? Select the depth in the Canvas quiz. There is no right or wrong answer to this question; just record your choice.</w:t>
       </w:r>
     </w:p>
     <w:p>
@@ -1662,7 +1675,7 @@
         </w:numPr>
       </w:pPr>
       <w:r>
-        <w:t>Explain your reasoning behind your decision in Question 28.</w:t>
+        <w:t>Explain your reasoning behind your decision in Question 28. There is no right or wrong answer to this question; please simply explain your thought process.</w:t>
       </w:r>
     </w:p>
     <w:p>
@@ -1703,7 +1716,7 @@
         </w:numPr>
       </w:pPr>
       <w:r>
-        <w:t>Fall turnover occurs when water temperatures are within 1 degree C of each other across all the depths of the reservoir. On what date did fall turnover occur this past fall? Write out the full month name and day (e.g., September 20).</w:t>
+        <w:t>Fall turnover can be defined as the first day in the fall when the temperature difference between the shallowest and deepest depths in the reservoir is less than 1 degree Celsius. On what date did fall turnover occur this past fall? Write out the full month name and day (e.g., September 20).</w:t>
       </w:r>
     </w:p>
     <w:p>
@@ -1729,6 +1742,7 @@
         </w:numPr>
       </w:pPr>
       <w:r>
+        <w:lastRenderedPageBreak/>
         <w:t>Which statement best describes what happens to dissolved oxygen concentrations around the time of fall turnover? Compare dissolved oxygen values one week before vs. one week after turnover. Select the best answer in the Canvas quiz.</w:t>
       </w:r>
     </w:p>
@@ -1755,7 +1769,6 @@
         </w:numPr>
       </w:pPr>
       <w:r>
-        <w:lastRenderedPageBreak/>
         <w:t>Which statement best describes what happens to turbidity around the time of fall turnover? Compare turbidity values one week before vs. one week after turnover. Select the best answer in the Canvas quiz.</w:t>
       </w:r>
     </w:p>
@@ -1782,7 +1795,7 @@
         </w:numPr>
       </w:pPr>
       <w:r>
-        <w:t>Which depth would you choose for water extraction TWO DAYS BEFORE the day of fall turnover? Explain your reasoning.</w:t>
+        <w:t>Which depth would you choose for water extraction TWO DAYS BEFORE the day of fall turnover? There is no right or wrong answer to this question; just record your choice.</w:t>
       </w:r>
     </w:p>
     <w:p>
@@ -1808,7 +1821,7 @@
         </w:numPr>
       </w:pPr>
       <w:r>
-        <w:t>Explain your reasoning behind your decision in Question 33.</w:t>
+        <w:t>Explain your reasoning behind your decision in Question 33. There is no right or wrong answer to this question; please simply explain your thought process.</w:t>
       </w:r>
     </w:p>
     <w:p>
@@ -1834,7 +1847,7 @@
         </w:numPr>
       </w:pPr>
       <w:r>
-        <w:t>Which depth would you choose for water extraction TWO DAYS AFTER the day of fall turnover?</w:t>
+        <w:t>Which depth would you choose for water extraction TWO DAYS AFTER the day of fall turnover? There is no right or wrong answer to this question; just record your choice.</w:t>
       </w:r>
     </w:p>
     <w:p>
@@ -1860,7 +1873,7 @@
         </w:numPr>
       </w:pPr>
       <w:r>
-        <w:t>Explain your reasoning behind your decision in Question 35.</w:t>
+        <w:t>Explain your reasoning behind your decision in Question 35. There is no right or wrong answer to this question; please simply explain your thought process.</w:t>
       </w:r>
     </w:p>
     <w:p>
@@ -1886,7 +1899,7 @@
         </w:numPr>
       </w:pPr>
       <w:r>
-        <w:t>Compare your answers to Question 33 and Question 35. Were your choices different before and after turnover? If so, explain why.</w:t>
+        <w:t>Compare your answers to Question 33 and Question 35. Were your choices different before and after turnover? If so, explain why. There is no right or wrong answer to this question; please simply explain your thought process.</w:t>
       </w:r>
     </w:p>
     <w:p>
@@ -1927,7 +1940,7 @@
         </w:numPr>
       </w:pPr>
       <w:r>
-        <w:t>Is the reservoir currently thermally stratified or mixed?</w:t>
+        <w:t>In the plot of winter data, is the reservoir thermally stratified or mixed?</w:t>
       </w:r>
     </w:p>
     <w:p>
@@ -1979,6 +1992,7 @@
         </w:numPr>
       </w:pPr>
       <w:r>
+        <w:lastRenderedPageBreak/>
         <w:t>Compare turbidity concentrations in your reservoir between the summer and winter data. Do they differ? If so, how? Select the best answer in the Canvas quiz.</w:t>
       </w:r>
     </w:p>
@@ -2005,7 +2019,7 @@
         </w:numPr>
       </w:pPr>
       <w:r>
-        <w:t>Which depth do you choose for water extraction on Jan. 31?</w:t>
+        <w:t>Which depth do you choose for water extraction on January 31? There is no right or wrong answer to this question; just record your choice.</w:t>
       </w:r>
     </w:p>
     <w:p>
@@ -2031,7 +2045,7 @@
         </w:numPr>
       </w:pPr>
       <w:r>
-        <w:t>Explain your reasoning behind your decision in Question 41.</w:t>
+        <w:t>Explain your reasoning behind your decision in Question 41. There is no right or wrong answer to this question; please simply explain your thought process.</w:t>
       </w:r>
     </w:p>
     <w:p>
@@ -2046,7 +2060,6 @@
           <w:b/>
           <w:bCs/>
         </w:rPr>
-        <w:lastRenderedPageBreak/>
         <w:t>Answer:</w:t>
       </w:r>
     </w:p>
@@ -2055,7 +2068,7 @@
         <w:rPr>
           <w:noProof/>
         </w:rPr>
-        <w:pict w14:anchorId="6249B2A5">
+        <w:pict w14:anchorId="2F48ADF8">
           <v:rect id="_x0000_i1028" alt="" style="width:468pt;height:.05pt;mso-width-percent:0;mso-height-percent:0;mso-width-percent:0;mso-height-percent:0" o:hralign="center" o:hrstd="t" o:hr="t"/>
         </w:pict>
       </w:r>
@@ -2076,7 +2089,7 @@
         <w:rPr>
           <w:noProof/>
         </w:rPr>
-        <w:pict w14:anchorId="72EED984">
+        <w:pict w14:anchorId="1D8F4807">
           <v:rect id="_x0000_i1027" alt="" style="width:468pt;height:.05pt;mso-width-percent:0;mso-height-percent:0;mso-width-percent:0;mso-height-percent:0" o:hralign="center" o:hrstd="t" o:hr="t"/>
         </w:pict>
       </w:r>
@@ -2089,7 +2102,7 @@
         </w:numPr>
       </w:pPr>
       <w:r>
-        <w:t>What is the forecasted percent chance of turnover on Oct. 15? Provide your answer as a whole number (e.g., 15).</w:t>
+        <w:t>What is the forecasted percent chance of fall turnover on October 15? Provide your answer as a whole number (e.g., 15).</w:t>
       </w:r>
     </w:p>
     <w:p>
@@ -2115,7 +2128,7 @@
         </w:numPr>
       </w:pPr>
       <w:r>
-        <w:t>Is it likely that turnover will occur on or before Oct. 15?</w:t>
+        <w:t>Is it likely that fall turnover will occur on or before October 15?</w:t>
       </w:r>
     </w:p>
     <w:p>
@@ -2141,7 +2154,7 @@
         </w:numPr>
       </w:pPr>
       <w:r>
-        <w:t>What is the forecasted percent chance of turnover on Oct. 27? Provide your answer as a whole number (e.g., 15).</w:t>
+        <w:t>What is the forecasted percent chance of fall turnover on October 27? Provide your answer as a whole number (e.g., 15).</w:t>
       </w:r>
     </w:p>
     <w:p>
@@ -2167,7 +2180,7 @@
         </w:numPr>
       </w:pPr>
       <w:r>
-        <w:t>Is it likely that turnover will occur on or before Oct. 27?</w:t>
+        <w:t>Is it likely that fall turnover will occur on or before October 27?</w:t>
       </w:r>
     </w:p>
     <w:p>
@@ -2215,7 +2228,7 @@
         <w:rPr>
           <w:noProof/>
         </w:rPr>
-        <w:pict w14:anchorId="4E3DBB24">
+        <w:pict w14:anchorId="2ECE1CB9">
           <v:rect id="_x0000_i1026" alt="" style="width:468pt;height:.05pt;mso-width-percent:0;mso-height-percent:0;mso-width-percent:0;mso-height-percent:0" o:hralign="center" o:hrstd="t" o:hr="t"/>
         </w:pict>
       </w:r>
@@ -2234,7 +2247,7 @@
         <w:rPr>
           <w:noProof/>
         </w:rPr>
-        <w:pict w14:anchorId="2FFDDA57">
+        <w:pict w14:anchorId="7CF5E67C">
           <v:rect id="_x0000_i1025" alt="" style="width:468pt;height:.05pt;mso-width-percent:0;mso-height-percent:0;mso-width-percent:0;mso-height-percent:0" o:hralign="center" o:hrstd="t" o:hr="t"/>
         </w:pict>
       </w:r>
@@ -2247,7 +2260,7 @@
         </w:numPr>
       </w:pPr>
       <w:r>
-        <w:t>Do you think you will need to enact additional treatment measures in the coming week (next 7 days)?</w:t>
+        <w:t>Do you think you will need to enact additional treatment measures in the coming week (next 7 days)? There is no right or wrong answer to this question; just record what you think.</w:t>
       </w:r>
     </w:p>
     <w:p>
@@ -2273,7 +2286,7 @@
         </w:numPr>
       </w:pPr>
       <w:r>
-        <w:t>Explain your reasoning behind your decision in Question 47.</w:t>
+        <w:t>Explain your reasoning behind your decision in Question 47. There is no right or wrong answer to this question; please simply explain your thought process.</w:t>
       </w:r>
     </w:p>
     <w:p>
@@ -2299,7 +2312,7 @@
         </w:numPr>
       </w:pPr>
       <w:r>
-        <w:t>Do you think you will need to enact additional treatment measures in the coming week (next 7 days)?</w:t>
+        <w:t>Do you think you will need to enact additional treatment measures in the coming week (over the next 7 days)? There is no right or wrong answer to this question; just record what you think.</w:t>
       </w:r>
     </w:p>
     <w:p>
@@ -2325,7 +2338,7 @@
         </w:numPr>
       </w:pPr>
       <w:r>
-        <w:t>Explain your reasoning behind your decision in Question 49.</w:t>
+        <w:t>Explain your reasoning behind your decision in Question 49. There is no right or wrong answer to this question; please simply explain your thought process.</w:t>
       </w:r>
     </w:p>
     <w:p>
@@ -2351,7 +2364,7 @@
         </w:numPr>
       </w:pPr>
       <w:r>
-        <w:t>Compare the decisions you made in Question 47 and Question 49. Are they the same or different, and why?</w:t>
+        <w:t>Compare the decisions you made in Question 47 and Question 49. Are they the same or different, and why? There is no right or wrong answer to this question; please simply explain your thought process.</w:t>
       </w:r>
     </w:p>
     <w:p>
@@ -2377,7 +2390,7 @@
         </w:numPr>
       </w:pPr>
       <w:r>
-        <w:t>Do you think you will need to enact additional treatment measures in the coming week (next 7 days)?</w:t>
+        <w:t>Do you think you will need to enact additional treatment measures in the coming week (over the next 7 days)? There is no right or wrong answer to this question; just record what you think.</w:t>
       </w:r>
     </w:p>
     <w:p>
@@ -2403,7 +2416,7 @@
         </w:numPr>
       </w:pPr>
       <w:r>
-        <w:t>Explain your reasoning behind your decision in Question 52.</w:t>
+        <w:t>Explain your reasoning behind your decision in Question 52. There is no right or wrong answer to this question; please simply explain your thought process.</w:t>
       </w:r>
     </w:p>
     <w:p>
@@ -2429,7 +2442,7 @@
         </w:numPr>
       </w:pPr>
       <w:r>
-        <w:t>Do you think you will need to enact additional treatment measures in the coming week (next 7 days)?</w:t>
+        <w:t>Do you think you will need to enact additional treatment measures in the coming week (over the next 7 days)? There is no right or wrong answer to this question; just record what you think.</w:t>
       </w:r>
     </w:p>
     <w:p>
@@ -2444,6 +2457,7 @@
           <w:b/>
           <w:bCs/>
         </w:rPr>
+        <w:lastRenderedPageBreak/>
         <w:t>Answer:</w:t>
       </w:r>
     </w:p>
@@ -2455,7 +2469,7 @@
         </w:numPr>
       </w:pPr>
       <w:r>
-        <w:t>Explain your reasoning behind your decision in Question 54.</w:t>
+        <w:t>Explain your reasoning behind your decision in Question 54. There is no right or wrong answer to this question; please simply explain your thought process.</w:t>
       </w:r>
     </w:p>
     <w:p>
@@ -2481,7 +2495,7 @@
         </w:numPr>
       </w:pPr>
       <w:r>
-        <w:t>Compare the decisions you made in Question 52 and Question 54. Are they the same or different, and why?</w:t>
+        <w:t>Compare the decisions you made in Question 52 and Question 54. Are they the same or different, and why? There is no right or wrong answer to this question; please simply explain your thought process.</w:t>
       </w:r>
     </w:p>
     <w:p>
@@ -2496,7 +2510,6 @@
           <w:b/>
           <w:bCs/>
         </w:rPr>
-        <w:lastRenderedPageBreak/>
         <w:t>Answer:</w:t>
       </w:r>
     </w:p>
@@ -2508,7 +2521,7 @@
         </w:numPr>
       </w:pPr>
       <w:r>
-        <w:t>Using the data plotted in the figures above, do you think you made the right treatment decisions in Questions 52 and 54? Explain your reasoning.</w:t>
+        <w:t>Using the data plotted in the figures above, do you think you made the right treatment decisions in Questions 52 and 54? Explain your reasoning. There is no right or wrong answer to this question; please simply explain your thought process.</w:t>
       </w:r>
     </w:p>
     <w:p>
@@ -2534,7 +2547,7 @@
         </w:numPr>
       </w:pPr>
       <w:r>
-        <w:t>Evaluate the usefulness of the turnover forecasts. Did having a forecast available affect your decision-making compared to using real-time data?</w:t>
+        <w:t>Evaluate the usefulness of the fall turnover forecasts. Did having a forecast available affect your decision-making compared to using real-time data? There is no right or wrong answer to this question; please simply explain your thought process.</w:t>
       </w:r>
     </w:p>
     <w:p>
@@ -2593,7 +2606,7 @@
           <w:i/>
           <w:iCs/>
         </w:rPr>
-        <w:t>This app was last updated on: 2024-08-16</w:t>
+        <w:t>This app was last updated on: 2025-08-11</w:t>
       </w:r>
       <w:bookmarkEnd w:id="10"/>
       <w:bookmarkEnd w:id="25"/>
@@ -2611,7 +2624,7 @@
 </file>
 
 <file path=word/endnotes.xml><?xml version="1.0" encoding="utf-8"?>
-<w:endnotes xmlns:wpc="http://schemas.microsoft.com/office/word/2010/wordprocessingCanvas" xmlns:cx="http://schemas.microsoft.com/office/drawing/2014/chartex" xmlns:cx1="http://schemas.microsoft.com/office/drawing/2015/9/8/chartex" xmlns:cx2="http://schemas.microsoft.com/office/drawing/2015/10/21/chartex" xmlns:cx3="http://schemas.microsoft.com/office/drawing/2016/5/9/chartex" xmlns:cx4="http://schemas.microsoft.com/office/drawing/2016/5/10/chartex" xmlns:cx5="http://schemas.microsoft.com/office/drawing/2016/5/11/chartex" xmlns:cx6="http://schemas.microsoft.com/office/drawing/2016/5/12/chartex" xmlns:cx7="http://schemas.microsoft.com/office/drawing/2016/5/13/chartex" xmlns:cx8="http://schemas.microsoft.com/office/drawing/2016/5/14/chartex" xmlns:mc="http://schemas.openxmlformats.org/markup-compatibility/2006" xmlns:aink="http://schemas.microsoft.com/office/drawing/2016/ink" xmlns:am3d="http://schemas.microsoft.com/office/drawing/2017/model3d" xmlns:o="urn:schemas-microsoft-com:office:office" xmlns:oel="http://schemas.microsoft.com/office/2019/extlst" xmlns:r="http://schemas.openxmlformats.org/officeDocument/2006/relationships" xmlns:m="http://schemas.openxmlformats.org/officeDocument/2006/math" xmlns:v="urn:schemas-microsoft-com:vml" xmlns:wp14="http://schemas.microsoft.com/office/word/2010/wordprocessingDrawing" xmlns:wp="http://schemas.openxmlformats.org/drawingml/2006/wordprocessingDrawing" xmlns:w10="urn:schemas-microsoft-com:office:word" xmlns:w="http://schemas.openxmlformats.org/wordprocessingml/2006/main" xmlns:w14="http://schemas.microsoft.com/office/word/2010/wordml" xmlns:w15="http://schemas.microsoft.com/office/word/2012/wordml" xmlns:w16cex="http://schemas.microsoft.com/office/word/2018/wordml/cex" xmlns:w16cid="http://schemas.microsoft.com/office/word/2016/wordml/cid" xmlns:w16="http://schemas.microsoft.com/office/word/2018/wordml" xmlns:w16du="http://schemas.microsoft.com/office/word/2023/wordml/word16du" xmlns:w16sdtdh="http://schemas.microsoft.com/office/word/2020/wordml/sdtdatahash" xmlns:w16se="http://schemas.microsoft.com/office/word/2015/wordml/symex" xmlns:wpg="http://schemas.microsoft.com/office/word/2010/wordprocessingGroup" xmlns:wpi="http://schemas.microsoft.com/office/word/2010/wordprocessingInk" xmlns:wne="http://schemas.microsoft.com/office/word/2006/wordml" xmlns:wps="http://schemas.microsoft.com/office/word/2010/wordprocessingShape" mc:Ignorable="w14 w15 w16se w16cid w16 w16cex w16sdtdh w16du wp14">
+<w:endnotes xmlns:wpc="http://schemas.microsoft.com/office/word/2010/wordprocessingCanvas" xmlns:cx="http://schemas.microsoft.com/office/drawing/2014/chartex" xmlns:cx1="http://schemas.microsoft.com/office/drawing/2015/9/8/chartex" xmlns:cx2="http://schemas.microsoft.com/office/drawing/2015/10/21/chartex" xmlns:cx3="http://schemas.microsoft.com/office/drawing/2016/5/9/chartex" xmlns:cx4="http://schemas.microsoft.com/office/drawing/2016/5/10/chartex" xmlns:cx5="http://schemas.microsoft.com/office/drawing/2016/5/11/chartex" xmlns:cx6="http://schemas.microsoft.com/office/drawing/2016/5/12/chartex" xmlns:cx7="http://schemas.microsoft.com/office/drawing/2016/5/13/chartex" xmlns:cx8="http://schemas.microsoft.com/office/drawing/2016/5/14/chartex" xmlns:mc="http://schemas.openxmlformats.org/markup-compatibility/2006" xmlns:aink="http://schemas.microsoft.com/office/drawing/2016/ink" xmlns:am3d="http://schemas.microsoft.com/office/drawing/2017/model3d" xmlns:o="urn:schemas-microsoft-com:office:office" xmlns:oel="http://schemas.microsoft.com/office/2019/extlst" xmlns:r="http://schemas.openxmlformats.org/officeDocument/2006/relationships" xmlns:m="http://schemas.openxmlformats.org/officeDocument/2006/math" xmlns:v="urn:schemas-microsoft-com:vml" xmlns:wp14="http://schemas.microsoft.com/office/word/2010/wordprocessingDrawing" xmlns:wp="http://schemas.openxmlformats.org/drawingml/2006/wordprocessingDrawing" xmlns:w10="urn:schemas-microsoft-com:office:word" xmlns:w="http://schemas.openxmlformats.org/wordprocessingml/2006/main" xmlns:w14="http://schemas.microsoft.com/office/word/2010/wordml" xmlns:w15="http://schemas.microsoft.com/office/word/2012/wordml" xmlns:w16cex="http://schemas.microsoft.com/office/word/2018/wordml/cex" xmlns:w16cid="http://schemas.microsoft.com/office/word/2016/wordml/cid" xmlns:w16="http://schemas.microsoft.com/office/word/2018/wordml" xmlns:w16du="http://schemas.microsoft.com/office/word/2023/wordml/word16du" xmlns:w16sdtdh="http://schemas.microsoft.com/office/word/2020/wordml/sdtdatahash" xmlns:w16sdtfl="http://schemas.microsoft.com/office/word/2024/wordml/sdtformatlock" xmlns:w16se="http://schemas.microsoft.com/office/word/2015/wordml/symex" xmlns:wpg="http://schemas.microsoft.com/office/word/2010/wordprocessingGroup" xmlns:wpi="http://schemas.microsoft.com/office/word/2010/wordprocessingInk" xmlns:wne="http://schemas.microsoft.com/office/word/2006/wordml" xmlns:wps="http://schemas.microsoft.com/office/word/2010/wordprocessingShape" mc:Ignorable="w14 w15 w16se w16cid w16 w16cex w16sdtdh w16sdtfl w16du wp14">
   <w:endnote w:type="separator" w:id="-1">
     <w:p>
       <w:pPr>
@@ -2636,7 +2649,7 @@
 </file>
 
 <file path=word/footer1.xml><?xml version="1.0" encoding="utf-8"?>
-<w:ftr xmlns:wpc="http://schemas.microsoft.com/office/word/2010/wordprocessingCanvas" xmlns:cx="http://schemas.microsoft.com/office/drawing/2014/chartex" xmlns:cx1="http://schemas.microsoft.com/office/drawing/2015/9/8/chartex" xmlns:cx2="http://schemas.microsoft.com/office/drawing/2015/10/21/chartex" xmlns:cx3="http://schemas.microsoft.com/office/drawing/2016/5/9/chartex" xmlns:cx4="http://schemas.microsoft.com/office/drawing/2016/5/10/chartex" xmlns:cx5="http://schemas.microsoft.com/office/drawing/2016/5/11/chartex" xmlns:cx6="http://schemas.microsoft.com/office/drawing/2016/5/12/chartex" xmlns:cx7="http://schemas.microsoft.com/office/drawing/2016/5/13/chartex" xmlns:cx8="http://schemas.microsoft.com/office/drawing/2016/5/14/chartex" xmlns:mc="http://schemas.openxmlformats.org/markup-compatibility/2006" xmlns:aink="http://schemas.microsoft.com/office/drawing/2016/ink" xmlns:am3d="http://schemas.microsoft.com/office/drawing/2017/model3d" xmlns:o="urn:schemas-microsoft-com:office:office" xmlns:oel="http://schemas.microsoft.com/office/2019/extlst" xmlns:r="http://schemas.openxmlformats.org/officeDocument/2006/relationships" xmlns:m="http://schemas.openxmlformats.org/officeDocument/2006/math" xmlns:v="urn:schemas-microsoft-com:vml" xmlns:wp14="http://schemas.microsoft.com/office/word/2010/wordprocessingDrawing" xmlns:wp="http://schemas.openxmlformats.org/drawingml/2006/wordprocessingDrawing" xmlns:w10="urn:schemas-microsoft-com:office:word" xmlns:w="http://schemas.openxmlformats.org/wordprocessingml/2006/main" xmlns:w14="http://schemas.microsoft.com/office/word/2010/wordml" xmlns:w15="http://schemas.microsoft.com/office/word/2012/wordml" xmlns:w16cex="http://schemas.microsoft.com/office/word/2018/wordml/cex" xmlns:w16cid="http://schemas.microsoft.com/office/word/2016/wordml/cid" xmlns:w16="http://schemas.microsoft.com/office/word/2018/wordml" xmlns:w16du="http://schemas.microsoft.com/office/word/2023/wordml/word16du" xmlns:w16sdtdh="http://schemas.microsoft.com/office/word/2020/wordml/sdtdatahash" xmlns:w16se="http://schemas.microsoft.com/office/word/2015/wordml/symex" xmlns:wpg="http://schemas.microsoft.com/office/word/2010/wordprocessingGroup" xmlns:wpi="http://schemas.microsoft.com/office/word/2010/wordprocessingInk" xmlns:wne="http://schemas.microsoft.com/office/word/2006/wordml" xmlns:wps="http://schemas.microsoft.com/office/word/2010/wordprocessingShape" mc:Ignorable="w14 w15 w16se w16cid w16 w16cex w16sdtdh w16du wp14">
+<w:ftr xmlns:wpc="http://schemas.microsoft.com/office/word/2010/wordprocessingCanvas" xmlns:cx="http://schemas.microsoft.com/office/drawing/2014/chartex" xmlns:cx1="http://schemas.microsoft.com/office/drawing/2015/9/8/chartex" xmlns:cx2="http://schemas.microsoft.com/office/drawing/2015/10/21/chartex" xmlns:cx3="http://schemas.microsoft.com/office/drawing/2016/5/9/chartex" xmlns:cx4="http://schemas.microsoft.com/office/drawing/2016/5/10/chartex" xmlns:cx5="http://schemas.microsoft.com/office/drawing/2016/5/11/chartex" xmlns:cx6="http://schemas.microsoft.com/office/drawing/2016/5/12/chartex" xmlns:cx7="http://schemas.microsoft.com/office/drawing/2016/5/13/chartex" xmlns:cx8="http://schemas.microsoft.com/office/drawing/2016/5/14/chartex" xmlns:mc="http://schemas.openxmlformats.org/markup-compatibility/2006" xmlns:aink="http://schemas.microsoft.com/office/drawing/2016/ink" xmlns:am3d="http://schemas.microsoft.com/office/drawing/2017/model3d" xmlns:o="urn:schemas-microsoft-com:office:office" xmlns:oel="http://schemas.microsoft.com/office/2019/extlst" xmlns:r="http://schemas.openxmlformats.org/officeDocument/2006/relationships" xmlns:m="http://schemas.openxmlformats.org/officeDocument/2006/math" xmlns:v="urn:schemas-microsoft-com:vml" xmlns:wp14="http://schemas.microsoft.com/office/word/2010/wordprocessingDrawing" xmlns:wp="http://schemas.openxmlformats.org/drawingml/2006/wordprocessingDrawing" xmlns:w10="urn:schemas-microsoft-com:office:word" xmlns:w="http://schemas.openxmlformats.org/wordprocessingml/2006/main" xmlns:w14="http://schemas.microsoft.com/office/word/2010/wordml" xmlns:w15="http://schemas.microsoft.com/office/word/2012/wordml" xmlns:w16cex="http://schemas.microsoft.com/office/word/2018/wordml/cex" xmlns:w16cid="http://schemas.microsoft.com/office/word/2016/wordml/cid" xmlns:w16="http://schemas.microsoft.com/office/word/2018/wordml" xmlns:w16du="http://schemas.microsoft.com/office/word/2023/wordml/word16du" xmlns:w16sdtdh="http://schemas.microsoft.com/office/word/2020/wordml/sdtdatahash" xmlns:w16sdtfl="http://schemas.microsoft.com/office/word/2024/wordml/sdtformatlock" xmlns:w16se="http://schemas.microsoft.com/office/word/2015/wordml/symex" xmlns:wpg="http://schemas.microsoft.com/office/word/2010/wordprocessingGroup" xmlns:wpi="http://schemas.microsoft.com/office/word/2010/wordprocessingInk" xmlns:wne="http://schemas.microsoft.com/office/word/2006/wordml" xmlns:wps="http://schemas.microsoft.com/office/word/2010/wordprocessingShape" mc:Ignorable="w14 w15 w16se w16cid w16 w16cex w16sdtdh w16sdtfl w16du wp14">
   <w:sdt>
     <w:sdtPr>
       <w:rPr>
@@ -2688,7 +2701,7 @@
 </file>
 
 <file path=word/footer2.xml><?xml version="1.0" encoding="utf-8"?>
-<w:ftr xmlns:wpc="http://schemas.microsoft.com/office/word/2010/wordprocessingCanvas" xmlns:cx="http://schemas.microsoft.com/office/drawing/2014/chartex" xmlns:cx1="http://schemas.microsoft.com/office/drawing/2015/9/8/chartex" xmlns:cx2="http://schemas.microsoft.com/office/drawing/2015/10/21/chartex" xmlns:cx3="http://schemas.microsoft.com/office/drawing/2016/5/9/chartex" xmlns:cx4="http://schemas.microsoft.com/office/drawing/2016/5/10/chartex" xmlns:cx5="http://schemas.microsoft.com/office/drawing/2016/5/11/chartex" xmlns:cx6="http://schemas.microsoft.com/office/drawing/2016/5/12/chartex" xmlns:cx7="http://schemas.microsoft.com/office/drawing/2016/5/13/chartex" xmlns:cx8="http://schemas.microsoft.com/office/drawing/2016/5/14/chartex" xmlns:mc="http://schemas.openxmlformats.org/markup-compatibility/2006" xmlns:aink="http://schemas.microsoft.com/office/drawing/2016/ink" xmlns:am3d="http://schemas.microsoft.com/office/drawing/2017/model3d" xmlns:o="urn:schemas-microsoft-com:office:office" xmlns:oel="http://schemas.microsoft.com/office/2019/extlst" xmlns:r="http://schemas.openxmlformats.org/officeDocument/2006/relationships" xmlns:m="http://schemas.openxmlformats.org/officeDocument/2006/math" xmlns:v="urn:schemas-microsoft-com:vml" xmlns:wp14="http://schemas.microsoft.com/office/word/2010/wordprocessingDrawing" xmlns:wp="http://schemas.openxmlformats.org/drawingml/2006/wordprocessingDrawing" xmlns:w10="urn:schemas-microsoft-com:office:word" xmlns:w="http://schemas.openxmlformats.org/wordprocessingml/2006/main" xmlns:w14="http://schemas.microsoft.com/office/word/2010/wordml" xmlns:w15="http://schemas.microsoft.com/office/word/2012/wordml" xmlns:w16cex="http://schemas.microsoft.com/office/word/2018/wordml/cex" xmlns:w16cid="http://schemas.microsoft.com/office/word/2016/wordml/cid" xmlns:w16="http://schemas.microsoft.com/office/word/2018/wordml" xmlns:w16du="http://schemas.microsoft.com/office/word/2023/wordml/word16du" xmlns:w16sdtdh="http://schemas.microsoft.com/office/word/2020/wordml/sdtdatahash" xmlns:w16se="http://schemas.microsoft.com/office/word/2015/wordml/symex" xmlns:wpg="http://schemas.microsoft.com/office/word/2010/wordprocessingGroup" xmlns:wpi="http://schemas.microsoft.com/office/word/2010/wordprocessingInk" xmlns:wne="http://schemas.microsoft.com/office/word/2006/wordml" xmlns:wps="http://schemas.microsoft.com/office/word/2010/wordprocessingShape" mc:Ignorable="w14 w15 w16se w16cid w16 w16cex w16sdtdh w16du wp14">
+<w:ftr xmlns:wpc="http://schemas.microsoft.com/office/word/2010/wordprocessingCanvas" xmlns:cx="http://schemas.microsoft.com/office/drawing/2014/chartex" xmlns:cx1="http://schemas.microsoft.com/office/drawing/2015/9/8/chartex" xmlns:cx2="http://schemas.microsoft.com/office/drawing/2015/10/21/chartex" xmlns:cx3="http://schemas.microsoft.com/office/drawing/2016/5/9/chartex" xmlns:cx4="http://schemas.microsoft.com/office/drawing/2016/5/10/chartex" xmlns:cx5="http://schemas.microsoft.com/office/drawing/2016/5/11/chartex" xmlns:cx6="http://schemas.microsoft.com/office/drawing/2016/5/12/chartex" xmlns:cx7="http://schemas.microsoft.com/office/drawing/2016/5/13/chartex" xmlns:cx8="http://schemas.microsoft.com/office/drawing/2016/5/14/chartex" xmlns:mc="http://schemas.openxmlformats.org/markup-compatibility/2006" xmlns:aink="http://schemas.microsoft.com/office/drawing/2016/ink" xmlns:am3d="http://schemas.microsoft.com/office/drawing/2017/model3d" xmlns:o="urn:schemas-microsoft-com:office:office" xmlns:oel="http://schemas.microsoft.com/office/2019/extlst" xmlns:r="http://schemas.openxmlformats.org/officeDocument/2006/relationships" xmlns:m="http://schemas.openxmlformats.org/officeDocument/2006/math" xmlns:v="urn:schemas-microsoft-com:vml" xmlns:wp14="http://schemas.microsoft.com/office/word/2010/wordprocessingDrawing" xmlns:wp="http://schemas.openxmlformats.org/drawingml/2006/wordprocessingDrawing" xmlns:w10="urn:schemas-microsoft-com:office:word" xmlns:w="http://schemas.openxmlformats.org/wordprocessingml/2006/main" xmlns:w14="http://schemas.microsoft.com/office/word/2010/wordml" xmlns:w15="http://schemas.microsoft.com/office/word/2012/wordml" xmlns:w16cex="http://schemas.microsoft.com/office/word/2018/wordml/cex" xmlns:w16cid="http://schemas.microsoft.com/office/word/2016/wordml/cid" xmlns:w16="http://schemas.microsoft.com/office/word/2018/wordml" xmlns:w16du="http://schemas.microsoft.com/office/word/2023/wordml/word16du" xmlns:w16sdtdh="http://schemas.microsoft.com/office/word/2020/wordml/sdtdatahash" xmlns:w16sdtfl="http://schemas.microsoft.com/office/word/2024/wordml/sdtformatlock" xmlns:w16se="http://schemas.microsoft.com/office/word/2015/wordml/symex" xmlns:wpg="http://schemas.microsoft.com/office/word/2010/wordprocessingGroup" xmlns:wpi="http://schemas.microsoft.com/office/word/2010/wordprocessingInk" xmlns:wne="http://schemas.microsoft.com/office/word/2006/wordml" xmlns:wps="http://schemas.microsoft.com/office/word/2010/wordprocessingShape" mc:Ignorable="w14 w15 w16se w16cid w16 w16cex w16sdtdh w16sdtfl w16du wp14">
   <w:sdt>
     <w:sdtPr>
       <w:rPr>
@@ -2753,9 +2766,12 @@
 </file>
 
 <file path=word/footnotes.xml><?xml version="1.0" encoding="utf-8"?>
-<w:footnotes xmlns:wpc="http://schemas.microsoft.com/office/word/2010/wordprocessingCanvas" xmlns:cx="http://schemas.microsoft.com/office/drawing/2014/chartex" xmlns:cx1="http://schemas.microsoft.com/office/drawing/2015/9/8/chartex" xmlns:cx2="http://schemas.microsoft.com/office/drawing/2015/10/21/chartex" xmlns:cx3="http://schemas.microsoft.com/office/drawing/2016/5/9/chartex" xmlns:cx4="http://schemas.microsoft.com/office/drawing/2016/5/10/chartex" xmlns:cx5="http://schemas.microsoft.com/office/drawing/2016/5/11/chartex" xmlns:cx6="http://schemas.microsoft.com/office/drawing/2016/5/12/chartex" xmlns:cx7="http://schemas.microsoft.com/office/drawing/2016/5/13/chartex" xmlns:cx8="http://schemas.microsoft.com/office/drawing/2016/5/14/chartex" xmlns:mc="http://schemas.openxmlformats.org/markup-compatibility/2006" xmlns:aink="http://schemas.microsoft.com/office/drawing/2016/ink" xmlns:am3d="http://schemas.microsoft.com/office/drawing/2017/model3d" xmlns:o="urn:schemas-microsoft-com:office:office" xmlns:oel="http://schemas.microsoft.com/office/2019/extlst" xmlns:r="http://schemas.openxmlformats.org/officeDocument/2006/relationships" xmlns:m="http://schemas.openxmlformats.org/officeDocument/2006/math" xmlns:v="urn:schemas-microsoft-com:vml" xmlns:wp14="http://schemas.microsoft.com/office/word/2010/wordprocessingDrawing" xmlns:wp="http://schemas.openxmlformats.org/drawingml/2006/wordprocessingDrawing" xmlns:w10="urn:schemas-microsoft-com:office:word" xmlns:w="http://schemas.openxmlformats.org/wordprocessingml/2006/main" xmlns:w14="http://schemas.microsoft.com/office/word/2010/wordml" xmlns:w15="http://schemas.microsoft.com/office/word/2012/wordml" xmlns:w16cex="http://schemas.microsoft.com/office/word/2018/wordml/cex" xmlns:w16cid="http://schemas.microsoft.com/office/word/2016/wordml/cid" xmlns:w16="http://schemas.microsoft.com/office/word/2018/wordml" xmlns:w16du="http://schemas.microsoft.com/office/word/2023/wordml/word16du" xmlns:w16sdtdh="http://schemas.microsoft.com/office/word/2020/wordml/sdtdatahash" xmlns:w16se="http://schemas.microsoft.com/office/word/2015/wordml/symex" xmlns:wpg="http://schemas.microsoft.com/office/word/2010/wordprocessingGroup" xmlns:wpi="http://schemas.microsoft.com/office/word/2010/wordprocessingInk" xmlns:wne="http://schemas.microsoft.com/office/word/2006/wordml" xmlns:wps="http://schemas.microsoft.com/office/word/2010/wordprocessingShape" mc:Ignorable="w14 w15 w16se w16cid w16 w16cex w16sdtdh w16du wp14">
+<w:footnotes xmlns:wpc="http://schemas.microsoft.com/office/word/2010/wordprocessingCanvas" xmlns:cx="http://schemas.microsoft.com/office/drawing/2014/chartex" xmlns:cx1="http://schemas.microsoft.com/office/drawing/2015/9/8/chartex" xmlns:cx2="http://schemas.microsoft.com/office/drawing/2015/10/21/chartex" xmlns:cx3="http://schemas.microsoft.com/office/drawing/2016/5/9/chartex" xmlns:cx4="http://schemas.microsoft.com/office/drawing/2016/5/10/chartex" xmlns:cx5="http://schemas.microsoft.com/office/drawing/2016/5/11/chartex" xmlns:cx6="http://schemas.microsoft.com/office/drawing/2016/5/12/chartex" xmlns:cx7="http://schemas.microsoft.com/office/drawing/2016/5/13/chartex" xmlns:cx8="http://schemas.microsoft.com/office/drawing/2016/5/14/chartex" xmlns:mc="http://schemas.openxmlformats.org/markup-compatibility/2006" xmlns:aink="http://schemas.microsoft.com/office/drawing/2016/ink" xmlns:am3d="http://schemas.microsoft.com/office/drawing/2017/model3d" xmlns:o="urn:schemas-microsoft-com:office:office" xmlns:oel="http://schemas.microsoft.com/office/2019/extlst" xmlns:r="http://schemas.openxmlformats.org/officeDocument/2006/relationships" xmlns:m="http://schemas.openxmlformats.org/officeDocument/2006/math" xmlns:v="urn:schemas-microsoft-com:vml" xmlns:wp14="http://schemas.microsoft.com/office/word/2010/wordprocessingDrawing" xmlns:wp="http://schemas.openxmlformats.org/drawingml/2006/wordprocessingDrawing" xmlns:w10="urn:schemas-microsoft-com:office:word" xmlns:w="http://schemas.openxmlformats.org/wordprocessingml/2006/main" xmlns:w14="http://schemas.microsoft.com/office/word/2010/wordml" xmlns:w15="http://schemas.microsoft.com/office/word/2012/wordml" xmlns:w16cex="http://schemas.microsoft.com/office/word/2018/wordml/cex" xmlns:w16cid="http://schemas.microsoft.com/office/word/2016/wordml/cid" xmlns:w16="http://schemas.microsoft.com/office/word/2018/wordml" xmlns:w16du="http://schemas.microsoft.com/office/word/2023/wordml/word16du" xmlns:w16sdtdh="http://schemas.microsoft.com/office/word/2020/wordml/sdtdatahash" xmlns:w16sdtfl="http://schemas.microsoft.com/office/word/2024/wordml/sdtformatlock" xmlns:w16se="http://schemas.microsoft.com/office/word/2015/wordml/symex" xmlns:wpg="http://schemas.microsoft.com/office/word/2010/wordprocessingGroup" xmlns:wpi="http://schemas.microsoft.com/office/word/2010/wordprocessingInk" xmlns:wne="http://schemas.microsoft.com/office/word/2006/wordml" xmlns:wps="http://schemas.microsoft.com/office/word/2010/wordprocessingShape" mc:Ignorable="w14 w15 w16se w16cid w16 w16cex w16sdtdh w16sdtfl w16du wp14">
   <w:footnote w:type="separator" w:id="-1">
     <w:p>
+      <w:pPr>
+        <w:spacing w:after="0"/>
+      </w:pPr>
       <w:r>
         <w:separator/>
       </w:r>
@@ -2763,6 +2779,9 @@
   </w:footnote>
   <w:footnote w:type="continuationSeparator" w:id="0">
     <w:p>
+      <w:pPr>
+        <w:spacing w:after="0"/>
+      </w:pPr>
       <w:r>
         <w:continuationSeparator/>
       </w:r>
@@ -2772,7 +2791,7 @@
 </file>
 
 <file path=word/numbering.xml><?xml version="1.0" encoding="utf-8"?>
-<w:numbering xmlns:wpc="http://schemas.microsoft.com/office/word/2010/wordprocessingCanvas" xmlns:cx="http://schemas.microsoft.com/office/drawing/2014/chartex" xmlns:cx1="http://schemas.microsoft.com/office/drawing/2015/9/8/chartex" xmlns:cx2="http://schemas.microsoft.com/office/drawing/2015/10/21/chartex" xmlns:cx3="http://schemas.microsoft.com/office/drawing/2016/5/9/chartex" xmlns:cx4="http://schemas.microsoft.com/office/drawing/2016/5/10/chartex" xmlns:cx5="http://schemas.microsoft.com/office/drawing/2016/5/11/chartex" xmlns:cx6="http://schemas.microsoft.com/office/drawing/2016/5/12/chartex" xmlns:cx7="http://schemas.microsoft.com/office/drawing/2016/5/13/chartex" xmlns:cx8="http://schemas.microsoft.com/office/drawing/2016/5/14/chartex" xmlns:mc="http://schemas.openxmlformats.org/markup-compatibility/2006" xmlns:aink="http://schemas.microsoft.com/office/drawing/2016/ink" xmlns:am3d="http://schemas.microsoft.com/office/drawing/2017/model3d" xmlns:o="urn:schemas-microsoft-com:office:office" xmlns:oel="http://schemas.microsoft.com/office/2019/extlst" xmlns:r="http://schemas.openxmlformats.org/officeDocument/2006/relationships" xmlns:m="http://schemas.openxmlformats.org/officeDocument/2006/math" xmlns:v="urn:schemas-microsoft-com:vml" xmlns:wp14="http://schemas.microsoft.com/office/word/2010/wordprocessingDrawing" xmlns:wp="http://schemas.openxmlformats.org/drawingml/2006/wordprocessingDrawing" xmlns:w10="urn:schemas-microsoft-com:office:word" xmlns:w="http://schemas.openxmlformats.org/wordprocessingml/2006/main" xmlns:w14="http://schemas.microsoft.com/office/word/2010/wordml" xmlns:w15="http://schemas.microsoft.com/office/word/2012/wordml" xmlns:w16cex="http://schemas.microsoft.com/office/word/2018/wordml/cex" xmlns:w16cid="http://schemas.microsoft.com/office/word/2016/wordml/cid" xmlns:w16="http://schemas.microsoft.com/office/word/2018/wordml" xmlns:w16du="http://schemas.microsoft.com/office/word/2023/wordml/word16du" xmlns:w16sdtdh="http://schemas.microsoft.com/office/word/2020/wordml/sdtdatahash" xmlns:w16se="http://schemas.microsoft.com/office/word/2015/wordml/symex" xmlns:wpg="http://schemas.microsoft.com/office/word/2010/wordprocessingGroup" xmlns:wpi="http://schemas.microsoft.com/office/word/2010/wordprocessingInk" xmlns:wne="http://schemas.microsoft.com/office/word/2006/wordml" xmlns:wps="http://schemas.microsoft.com/office/word/2010/wordprocessingShape" mc:Ignorable="w14 w15 w16se w16cid w16 w16cex w16sdtdh w16du wp14">
+<w:numbering xmlns:wpc="http://schemas.microsoft.com/office/word/2010/wordprocessingCanvas" xmlns:cx="http://schemas.microsoft.com/office/drawing/2014/chartex" xmlns:cx1="http://schemas.microsoft.com/office/drawing/2015/9/8/chartex" xmlns:cx2="http://schemas.microsoft.com/office/drawing/2015/10/21/chartex" xmlns:cx3="http://schemas.microsoft.com/office/drawing/2016/5/9/chartex" xmlns:cx4="http://schemas.microsoft.com/office/drawing/2016/5/10/chartex" xmlns:cx5="http://schemas.microsoft.com/office/drawing/2016/5/11/chartex" xmlns:cx6="http://schemas.microsoft.com/office/drawing/2016/5/12/chartex" xmlns:cx7="http://schemas.microsoft.com/office/drawing/2016/5/13/chartex" xmlns:cx8="http://schemas.microsoft.com/office/drawing/2016/5/14/chartex" xmlns:mc="http://schemas.openxmlformats.org/markup-compatibility/2006" xmlns:aink="http://schemas.microsoft.com/office/drawing/2016/ink" xmlns:am3d="http://schemas.microsoft.com/office/drawing/2017/model3d" xmlns:o="urn:schemas-microsoft-com:office:office" xmlns:oel="http://schemas.microsoft.com/office/2019/extlst" xmlns:r="http://schemas.openxmlformats.org/officeDocument/2006/relationships" xmlns:m="http://schemas.openxmlformats.org/officeDocument/2006/math" xmlns:v="urn:schemas-microsoft-com:vml" xmlns:wp14="http://schemas.microsoft.com/office/word/2010/wordprocessingDrawing" xmlns:wp="http://schemas.openxmlformats.org/drawingml/2006/wordprocessingDrawing" xmlns:w10="urn:schemas-microsoft-com:office:word" xmlns:w="http://schemas.openxmlformats.org/wordprocessingml/2006/main" xmlns:w14="http://schemas.microsoft.com/office/word/2010/wordml" xmlns:w15="http://schemas.microsoft.com/office/word/2012/wordml" xmlns:w16cex="http://schemas.microsoft.com/office/word/2018/wordml/cex" xmlns:w16cid="http://schemas.microsoft.com/office/word/2016/wordml/cid" xmlns:w16="http://schemas.microsoft.com/office/word/2018/wordml" xmlns:w16du="http://schemas.microsoft.com/office/word/2023/wordml/word16du" xmlns:w16sdtdh="http://schemas.microsoft.com/office/word/2020/wordml/sdtdatahash" xmlns:w16sdtfl="http://schemas.microsoft.com/office/word/2024/wordml/sdtformatlock" xmlns:w16se="http://schemas.microsoft.com/office/word/2015/wordml/symex" xmlns:wpg="http://schemas.microsoft.com/office/word/2010/wordprocessingGroup" xmlns:wpi="http://schemas.microsoft.com/office/word/2010/wordprocessingInk" xmlns:wne="http://schemas.microsoft.com/office/word/2006/wordml" xmlns:wps="http://schemas.microsoft.com/office/word/2010/wordprocessingShape" mc:Ignorable="w14 w15 w16se w16cid w16 w16cex w16sdtdh w16sdtfl w16du wp14">
   <w:abstractNum w:abstractNumId="0" w15:restartNumberingAfterBreak="0">
     <w:nsid w:val="FFFFFF7C"/>
     <w:multiLevelType w:val="singleLevel"/>
@@ -2961,13 +2980,13 @@
   <w:abstractNum w:abstractNumId="10" w15:restartNumberingAfterBreak="0">
     <w:nsid w:val="0000A990"/>
     <w:multiLevelType w:val="multilevel"/>
-    <w:tmpl w:val="B1709978"/>
+    <w:tmpl w:val="7C14A4C8"/>
     <w:lvl w:ilvl="0">
       <w:numFmt w:val="bullet"/>
       <w:lvlText w:val=" "/>
       <w:lvlJc w:val="left"/>
       <w:pPr>
-        <w:ind w:left="720" w:hanging="480"/>
+        <w:ind w:left="720" w:hanging="360"/>
       </w:pPr>
     </w:lvl>
     <w:lvl w:ilvl="1">
@@ -2975,7 +2994,7 @@
       <w:lvlText w:val=" "/>
       <w:lvlJc w:val="left"/>
       <w:pPr>
-        <w:ind w:left="1440" w:hanging="480"/>
+        <w:ind w:left="1440" w:hanging="360"/>
       </w:pPr>
     </w:lvl>
     <w:lvl w:ilvl="2">
@@ -2983,7 +3002,7 @@
       <w:lvlText w:val=" "/>
       <w:lvlJc w:val="left"/>
       <w:pPr>
-        <w:ind w:left="2160" w:hanging="480"/>
+        <w:ind w:left="2160" w:hanging="360"/>
       </w:pPr>
     </w:lvl>
     <w:lvl w:ilvl="3">
@@ -2991,7 +3010,7 @@
       <w:lvlText w:val=" "/>
       <w:lvlJc w:val="left"/>
       <w:pPr>
-        <w:ind w:left="2880" w:hanging="480"/>
+        <w:ind w:left="2880" w:hanging="360"/>
       </w:pPr>
     </w:lvl>
     <w:lvl w:ilvl="4">
@@ -2999,7 +3018,7 @@
       <w:lvlText w:val=" "/>
       <w:lvlJc w:val="left"/>
       <w:pPr>
-        <w:ind w:left="3600" w:hanging="480"/>
+        <w:ind w:left="3600" w:hanging="360"/>
       </w:pPr>
     </w:lvl>
     <w:lvl w:ilvl="5">
@@ -3007,7 +3026,7 @@
       <w:lvlText w:val=" "/>
       <w:lvlJc w:val="left"/>
       <w:pPr>
-        <w:ind w:left="4320" w:hanging="480"/>
+        <w:ind w:left="4320" w:hanging="360"/>
       </w:pPr>
     </w:lvl>
     <w:lvl w:ilvl="6">
@@ -3015,7 +3034,7 @@
       <w:lvlText w:val=" "/>
       <w:lvlJc w:val="left"/>
       <w:pPr>
-        <w:ind w:left="5040" w:hanging="480"/>
+        <w:ind w:left="5040" w:hanging="360"/>
       </w:pPr>
     </w:lvl>
     <w:lvl w:ilvl="7">
@@ -3023,7 +3042,7 @@
       <w:lvlText w:val=" "/>
       <w:lvlJc w:val="left"/>
       <w:pPr>
-        <w:ind w:left="5760" w:hanging="480"/>
+        <w:ind w:left="5760" w:hanging="360"/>
       </w:pPr>
     </w:lvl>
     <w:lvl w:ilvl="8">
@@ -3031,98 +3050,125 @@
       <w:lvlText w:val=" "/>
       <w:lvlJc w:val="left"/>
       <w:pPr>
-        <w:ind w:left="6480" w:hanging="480"/>
+        <w:ind w:left="6480" w:hanging="360"/>
       </w:pPr>
     </w:lvl>
   </w:abstractNum>
   <w:abstractNum w:abstractNumId="11" w15:restartNumberingAfterBreak="0">
     <w:nsid w:val="0000A991"/>
     <w:multiLevelType w:val="multilevel"/>
-    <w:tmpl w:val="4C3CF87E"/>
+    <w:tmpl w:val="57B2E076"/>
     <w:lvl w:ilvl="0">
       <w:numFmt w:val="bullet"/>
-      <w:lvlText w:val="•"/>
-      <w:lvlJc w:val="left"/>
-      <w:pPr>
-        <w:ind w:left="720" w:hanging="480"/>
-      </w:pPr>
+      <w:lvlText w:val=""/>
+      <w:lvlJc w:val="left"/>
+      <w:pPr>
+        <w:ind w:left="720" w:hanging="360"/>
+      </w:pPr>
+      <w:rPr>
+        <w:rFonts w:ascii="Symbol" w:hAnsi="Symbol" w:cs="Symbol" w:hint="default"/>
+      </w:rPr>
     </w:lvl>
     <w:lvl w:ilvl="1">
       <w:numFmt w:val="bullet"/>
-      <w:lvlText w:val="–"/>
-      <w:lvlJc w:val="left"/>
-      <w:pPr>
-        <w:ind w:left="1440" w:hanging="480"/>
-      </w:pPr>
+      <w:lvlText w:val="o"/>
+      <w:lvlJc w:val="left"/>
+      <w:pPr>
+        <w:ind w:left="1440" w:hanging="360"/>
+      </w:pPr>
+      <w:rPr>
+        <w:rFonts w:ascii="Courier New" w:hAnsi="Courier New" w:cs="Courier New" w:hint="default"/>
+      </w:rPr>
     </w:lvl>
     <w:lvl w:ilvl="2">
       <w:numFmt w:val="bullet"/>
-      <w:lvlText w:val="•"/>
-      <w:lvlJc w:val="left"/>
-      <w:pPr>
-        <w:ind w:left="2160" w:hanging="480"/>
-      </w:pPr>
+      <w:lvlText w:val=""/>
+      <w:lvlJc w:val="left"/>
+      <w:pPr>
+        <w:ind w:left="2160" w:hanging="360"/>
+      </w:pPr>
+      <w:rPr>
+        <w:rFonts w:ascii="Wingdings" w:hAnsi="Wingdings" w:cs="Wingdings" w:hint="default"/>
+      </w:rPr>
     </w:lvl>
     <w:lvl w:ilvl="3">
       <w:numFmt w:val="bullet"/>
-      <w:lvlText w:val="–"/>
-      <w:lvlJc w:val="left"/>
-      <w:pPr>
-        <w:ind w:left="2880" w:hanging="480"/>
-      </w:pPr>
+      <w:lvlText w:val=""/>
+      <w:lvlJc w:val="left"/>
+      <w:pPr>
+        <w:ind w:left="2880" w:hanging="360"/>
+      </w:pPr>
+      <w:rPr>
+        <w:rFonts w:ascii="Symbol" w:hAnsi="Symbol" w:cs="Symbol" w:hint="default"/>
+      </w:rPr>
     </w:lvl>
     <w:lvl w:ilvl="4">
       <w:numFmt w:val="bullet"/>
-      <w:lvlText w:val="•"/>
-      <w:lvlJc w:val="left"/>
-      <w:pPr>
-        <w:ind w:left="3600" w:hanging="480"/>
-      </w:pPr>
+      <w:lvlText w:val="o"/>
+      <w:lvlJc w:val="left"/>
+      <w:pPr>
+        <w:ind w:left="3600" w:hanging="360"/>
+      </w:pPr>
+      <w:rPr>
+        <w:rFonts w:ascii="Courier New" w:hAnsi="Courier New" w:cs="Courier New" w:hint="default"/>
+      </w:rPr>
     </w:lvl>
     <w:lvl w:ilvl="5">
       <w:numFmt w:val="bullet"/>
-      <w:lvlText w:val="–"/>
-      <w:lvlJc w:val="left"/>
-      <w:pPr>
-        <w:ind w:left="4320" w:hanging="480"/>
-      </w:pPr>
+      <w:lvlText w:val=""/>
+      <w:lvlJc w:val="left"/>
+      <w:pPr>
+        <w:ind w:left="4320" w:hanging="360"/>
+      </w:pPr>
+      <w:rPr>
+        <w:rFonts w:ascii="Wingdings" w:hAnsi="Wingdings" w:cs="Wingdings" w:hint="default"/>
+      </w:rPr>
     </w:lvl>
     <w:lvl w:ilvl="6">
       <w:numFmt w:val="bullet"/>
-      <w:lvlText w:val="•"/>
-      <w:lvlJc w:val="left"/>
-      <w:pPr>
-        <w:ind w:left="5040" w:hanging="480"/>
-      </w:pPr>
+      <w:lvlText w:val=""/>
+      <w:lvlJc w:val="left"/>
+      <w:pPr>
+        <w:ind w:left="5040" w:hanging="360"/>
+      </w:pPr>
+      <w:rPr>
+        <w:rFonts w:ascii="Symbol" w:hAnsi="Symbol" w:cs="Symbol" w:hint="default"/>
+      </w:rPr>
     </w:lvl>
     <w:lvl w:ilvl="7">
       <w:numFmt w:val="bullet"/>
-      <w:lvlText w:val="–"/>
-      <w:lvlJc w:val="left"/>
-      <w:pPr>
-        <w:ind w:left="5760" w:hanging="480"/>
-      </w:pPr>
+      <w:lvlText w:val="o"/>
+      <w:lvlJc w:val="left"/>
+      <w:pPr>
+        <w:ind w:left="5760" w:hanging="360"/>
+      </w:pPr>
+      <w:rPr>
+        <w:rFonts w:ascii="Courier New" w:hAnsi="Courier New" w:cs="Courier New" w:hint="default"/>
+      </w:rPr>
     </w:lvl>
     <w:lvl w:ilvl="8">
       <w:numFmt w:val="bullet"/>
-      <w:lvlText w:val="•"/>
-      <w:lvlJc w:val="left"/>
-      <w:pPr>
-        <w:ind w:left="6480" w:hanging="480"/>
-      </w:pPr>
+      <w:lvlText w:val=""/>
+      <w:lvlJc w:val="left"/>
+      <w:pPr>
+        <w:ind w:left="6480" w:hanging="360"/>
+      </w:pPr>
+      <w:rPr>
+        <w:rFonts w:ascii="Wingdings" w:hAnsi="Wingdings" w:cs="Wingdings" w:hint="default"/>
+      </w:rPr>
     </w:lvl>
   </w:abstractNum>
   <w:abstractNum w:abstractNumId="12" w15:restartNumberingAfterBreak="0">
     <w:nsid w:val="00A99411"/>
     <w:multiLevelType w:val="multilevel"/>
-    <w:tmpl w:val="C3948B78"/>
+    <w:tmpl w:val="4928EE08"/>
     <w:lvl w:ilvl="0">
       <w:start w:val="1"/>
       <w:numFmt w:val="decimal"/>
       <w:lvlText w:val="%1."/>
       <w:lvlJc w:val="left"/>
       <w:pPr>
-        <w:ind w:left="720" w:hanging="480"/>
+        <w:ind w:left="720" w:hanging="360"/>
       </w:pPr>
     </w:lvl>
     <w:lvl w:ilvl="1">
@@ -3131,7 +3177,7 @@
       <w:lvlText w:val="%2."/>
       <w:lvlJc w:val="left"/>
       <w:pPr>
-        <w:ind w:left="1440" w:hanging="480"/>
+        <w:ind w:left="1440" w:hanging="360"/>
       </w:pPr>
     </w:lvl>
     <w:lvl w:ilvl="2">
@@ -3140,7 +3186,7 @@
       <w:lvlText w:val="%3."/>
       <w:lvlJc w:val="left"/>
       <w:pPr>
-        <w:ind w:left="2160" w:hanging="480"/>
+        <w:ind w:left="2160" w:hanging="360"/>
       </w:pPr>
     </w:lvl>
     <w:lvl w:ilvl="3">
@@ -3149,7 +3195,7 @@
       <w:lvlText w:val="%4."/>
       <w:lvlJc w:val="left"/>
       <w:pPr>
-        <w:ind w:left="2880" w:hanging="480"/>
+        <w:ind w:left="2880" w:hanging="360"/>
       </w:pPr>
     </w:lvl>
     <w:lvl w:ilvl="4">
@@ -3158,7 +3204,7 @@
       <w:lvlText w:val="%5."/>
       <w:lvlJc w:val="left"/>
       <w:pPr>
-        <w:ind w:left="3600" w:hanging="480"/>
+        <w:ind w:left="3600" w:hanging="360"/>
       </w:pPr>
     </w:lvl>
     <w:lvl w:ilvl="5">
@@ -3167,7 +3213,7 @@
       <w:lvlText w:val="%6."/>
       <w:lvlJc w:val="left"/>
       <w:pPr>
-        <w:ind w:left="4320" w:hanging="480"/>
+        <w:ind w:left="4320" w:hanging="360"/>
       </w:pPr>
     </w:lvl>
     <w:lvl w:ilvl="6">
@@ -3176,7 +3222,7 @@
       <w:lvlText w:val="%7."/>
       <w:lvlJc w:val="left"/>
       <w:pPr>
-        <w:ind w:left="5040" w:hanging="480"/>
+        <w:ind w:left="5040" w:hanging="360"/>
       </w:pPr>
     </w:lvl>
     <w:lvl w:ilvl="7">
@@ -3185,7 +3231,7 @@
       <w:lvlText w:val="%8."/>
       <w:lvlJc w:val="left"/>
       <w:pPr>
-        <w:ind w:left="5760" w:hanging="480"/>
+        <w:ind w:left="5760" w:hanging="360"/>
       </w:pPr>
     </w:lvl>
     <w:lvl w:ilvl="8">
@@ -3194,21 +3240,21 @@
       <w:lvlText w:val="%9."/>
       <w:lvlJc w:val="left"/>
       <w:pPr>
-        <w:ind w:left="6480" w:hanging="480"/>
+        <w:ind w:left="6480" w:hanging="360"/>
       </w:pPr>
     </w:lvl>
   </w:abstractNum>
   <w:abstractNum w:abstractNumId="13" w15:restartNumberingAfterBreak="0">
     <w:nsid w:val="00A99413"/>
     <w:multiLevelType w:val="multilevel"/>
-    <w:tmpl w:val="CC207138"/>
+    <w:tmpl w:val="5164C252"/>
     <w:lvl w:ilvl="0">
       <w:start w:val="3"/>
       <w:numFmt w:val="decimal"/>
       <w:lvlText w:val="%1."/>
       <w:lvlJc w:val="left"/>
       <w:pPr>
-        <w:ind w:left="720" w:hanging="480"/>
+        <w:ind w:left="720" w:hanging="360"/>
       </w:pPr>
     </w:lvl>
     <w:lvl w:ilvl="1">
@@ -3217,7 +3263,7 @@
       <w:lvlText w:val="%2."/>
       <w:lvlJc w:val="left"/>
       <w:pPr>
-        <w:ind w:left="1440" w:hanging="480"/>
+        <w:ind w:left="1440" w:hanging="360"/>
       </w:pPr>
     </w:lvl>
     <w:lvl w:ilvl="2">
@@ -3226,7 +3272,7 @@
       <w:lvlText w:val="%3."/>
       <w:lvlJc w:val="left"/>
       <w:pPr>
-        <w:ind w:left="2160" w:hanging="480"/>
+        <w:ind w:left="2160" w:hanging="360"/>
       </w:pPr>
     </w:lvl>
     <w:lvl w:ilvl="3">
@@ -3235,7 +3281,7 @@
       <w:lvlText w:val="%4."/>
       <w:lvlJc w:val="left"/>
       <w:pPr>
-        <w:ind w:left="2880" w:hanging="480"/>
+        <w:ind w:left="2880" w:hanging="360"/>
       </w:pPr>
     </w:lvl>
     <w:lvl w:ilvl="4">
@@ -3244,7 +3290,7 @@
       <w:lvlText w:val="%5."/>
       <w:lvlJc w:val="left"/>
       <w:pPr>
-        <w:ind w:left="3600" w:hanging="480"/>
+        <w:ind w:left="3600" w:hanging="360"/>
       </w:pPr>
     </w:lvl>
     <w:lvl w:ilvl="5">
@@ -3253,7 +3299,7 @@
       <w:lvlText w:val="%6."/>
       <w:lvlJc w:val="left"/>
       <w:pPr>
-        <w:ind w:left="4320" w:hanging="480"/>
+        <w:ind w:left="4320" w:hanging="360"/>
       </w:pPr>
     </w:lvl>
     <w:lvl w:ilvl="6">
@@ -3262,7 +3308,7 @@
       <w:lvlText w:val="%7."/>
       <w:lvlJc w:val="left"/>
       <w:pPr>
-        <w:ind w:left="5040" w:hanging="480"/>
+        <w:ind w:left="5040" w:hanging="360"/>
       </w:pPr>
     </w:lvl>
     <w:lvl w:ilvl="7">
@@ -3271,7 +3317,7 @@
       <w:lvlText w:val="%8."/>
       <w:lvlJc w:val="left"/>
       <w:pPr>
-        <w:ind w:left="5760" w:hanging="480"/>
+        <w:ind w:left="5760" w:hanging="360"/>
       </w:pPr>
     </w:lvl>
     <w:lvl w:ilvl="8">
@@ -3280,21 +3326,21 @@
       <w:lvlText w:val="%9."/>
       <w:lvlJc w:val="left"/>
       <w:pPr>
-        <w:ind w:left="6480" w:hanging="480"/>
+        <w:ind w:left="6480" w:hanging="360"/>
       </w:pPr>
     </w:lvl>
   </w:abstractNum>
   <w:abstractNum w:abstractNumId="14" w15:restartNumberingAfterBreak="0">
     <w:nsid w:val="00A99418"/>
     <w:multiLevelType w:val="multilevel"/>
-    <w:tmpl w:val="6852AF64"/>
+    <w:tmpl w:val="337A3C16"/>
     <w:lvl w:ilvl="0">
       <w:start w:val="8"/>
       <w:numFmt w:val="decimal"/>
       <w:lvlText w:val="%1."/>
       <w:lvlJc w:val="left"/>
       <w:pPr>
-        <w:ind w:left="720" w:hanging="480"/>
+        <w:ind w:left="720" w:hanging="360"/>
       </w:pPr>
     </w:lvl>
     <w:lvl w:ilvl="1">
@@ -3303,7 +3349,7 @@
       <w:lvlText w:val="%2."/>
       <w:lvlJc w:val="left"/>
       <w:pPr>
-        <w:ind w:left="1440" w:hanging="480"/>
+        <w:ind w:left="1440" w:hanging="360"/>
       </w:pPr>
     </w:lvl>
     <w:lvl w:ilvl="2">
@@ -3312,7 +3358,7 @@
       <w:lvlText w:val="%3."/>
       <w:lvlJc w:val="left"/>
       <w:pPr>
-        <w:ind w:left="2160" w:hanging="480"/>
+        <w:ind w:left="2160" w:hanging="360"/>
       </w:pPr>
     </w:lvl>
     <w:lvl w:ilvl="3">
@@ -3321,7 +3367,7 @@
       <w:lvlText w:val="%4."/>
       <w:lvlJc w:val="left"/>
       <w:pPr>
-        <w:ind w:left="2880" w:hanging="480"/>
+        <w:ind w:left="2880" w:hanging="360"/>
       </w:pPr>
     </w:lvl>
     <w:lvl w:ilvl="4">
@@ -3330,7 +3376,7 @@
       <w:lvlText w:val="%5."/>
       <w:lvlJc w:val="left"/>
       <w:pPr>
-        <w:ind w:left="3600" w:hanging="480"/>
+        <w:ind w:left="3600" w:hanging="360"/>
       </w:pPr>
     </w:lvl>
     <w:lvl w:ilvl="5">
@@ -3339,7 +3385,7 @@
       <w:lvlText w:val="%6."/>
       <w:lvlJc w:val="left"/>
       <w:pPr>
-        <w:ind w:left="4320" w:hanging="480"/>
+        <w:ind w:left="4320" w:hanging="360"/>
       </w:pPr>
     </w:lvl>
     <w:lvl w:ilvl="6">
@@ -3348,7 +3394,7 @@
       <w:lvlText w:val="%7."/>
       <w:lvlJc w:val="left"/>
       <w:pPr>
-        <w:ind w:left="5040" w:hanging="480"/>
+        <w:ind w:left="5040" w:hanging="360"/>
       </w:pPr>
     </w:lvl>
     <w:lvl w:ilvl="7">
@@ -3357,7 +3403,7 @@
       <w:lvlText w:val="%8."/>
       <w:lvlJc w:val="left"/>
       <w:pPr>
-        <w:ind w:left="5760" w:hanging="480"/>
+        <w:ind w:left="5760" w:hanging="360"/>
       </w:pPr>
     </w:lvl>
     <w:lvl w:ilvl="8">
@@ -3366,21 +3412,21 @@
       <w:lvlText w:val="%9."/>
       <w:lvlJc w:val="left"/>
       <w:pPr>
-        <w:ind w:left="6480" w:hanging="480"/>
+        <w:ind w:left="6480" w:hanging="360"/>
       </w:pPr>
     </w:lvl>
   </w:abstractNum>
   <w:abstractNum w:abstractNumId="15" w15:restartNumberingAfterBreak="0">
     <w:nsid w:val="00A99419"/>
     <w:multiLevelType w:val="multilevel"/>
-    <w:tmpl w:val="B4665852"/>
+    <w:tmpl w:val="ACE07F72"/>
     <w:lvl w:ilvl="0">
       <w:start w:val="9"/>
       <w:numFmt w:val="decimal"/>
       <w:lvlText w:val="%1."/>
       <w:lvlJc w:val="left"/>
       <w:pPr>
-        <w:ind w:left="720" w:hanging="480"/>
+        <w:ind w:left="720" w:hanging="360"/>
       </w:pPr>
     </w:lvl>
     <w:lvl w:ilvl="1">
@@ -3389,7 +3435,7 @@
       <w:lvlText w:val="%2."/>
       <w:lvlJc w:val="left"/>
       <w:pPr>
-        <w:ind w:left="1440" w:hanging="480"/>
+        <w:ind w:left="1440" w:hanging="360"/>
       </w:pPr>
     </w:lvl>
     <w:lvl w:ilvl="2">
@@ -3398,7 +3444,7 @@
       <w:lvlText w:val="%3."/>
       <w:lvlJc w:val="left"/>
       <w:pPr>
-        <w:ind w:left="2160" w:hanging="480"/>
+        <w:ind w:left="2160" w:hanging="360"/>
       </w:pPr>
     </w:lvl>
     <w:lvl w:ilvl="3">
@@ -3407,7 +3453,7 @@
       <w:lvlText w:val="%4."/>
       <w:lvlJc w:val="left"/>
       <w:pPr>
-        <w:ind w:left="2880" w:hanging="480"/>
+        <w:ind w:left="2880" w:hanging="360"/>
       </w:pPr>
     </w:lvl>
     <w:lvl w:ilvl="4">
@@ -3416,7 +3462,7 @@
       <w:lvlText w:val="%5."/>
       <w:lvlJc w:val="left"/>
       <w:pPr>
-        <w:ind w:left="3600" w:hanging="480"/>
+        <w:ind w:left="3600" w:hanging="360"/>
       </w:pPr>
     </w:lvl>
     <w:lvl w:ilvl="5">
@@ -3425,7 +3471,7 @@
       <w:lvlText w:val="%6."/>
       <w:lvlJc w:val="left"/>
       <w:pPr>
-        <w:ind w:left="4320" w:hanging="480"/>
+        <w:ind w:left="4320" w:hanging="360"/>
       </w:pPr>
     </w:lvl>
     <w:lvl w:ilvl="6">
@@ -3434,7 +3480,7 @@
       <w:lvlText w:val="%7."/>
       <w:lvlJc w:val="left"/>
       <w:pPr>
-        <w:ind w:left="5040" w:hanging="480"/>
+        <w:ind w:left="5040" w:hanging="360"/>
       </w:pPr>
     </w:lvl>
     <w:lvl w:ilvl="7">
@@ -3443,7 +3489,7 @@
       <w:lvlText w:val="%8."/>
       <w:lvlJc w:val="left"/>
       <w:pPr>
-        <w:ind w:left="5760" w:hanging="480"/>
+        <w:ind w:left="5760" w:hanging="360"/>
       </w:pPr>
     </w:lvl>
     <w:lvl w:ilvl="8">
@@ -3452,21 +3498,21 @@
       <w:lvlText w:val="%9."/>
       <w:lvlJc w:val="left"/>
       <w:pPr>
-        <w:ind w:left="6480" w:hanging="480"/>
+        <w:ind w:left="6480" w:hanging="360"/>
       </w:pPr>
     </w:lvl>
   </w:abstractNum>
   <w:abstractNum w:abstractNumId="16" w15:restartNumberingAfterBreak="0">
     <w:nsid w:val="00A99711"/>
     <w:multiLevelType w:val="multilevel"/>
-    <w:tmpl w:val="87A659D8"/>
+    <w:tmpl w:val="2A9E692C"/>
     <w:lvl w:ilvl="0">
       <w:start w:val="1"/>
       <w:numFmt w:val="lowerLetter"/>
       <w:lvlText w:val="%1."/>
       <w:lvlJc w:val="left"/>
       <w:pPr>
-        <w:ind w:left="720" w:hanging="480"/>
+        <w:ind w:left="720" w:hanging="360"/>
       </w:pPr>
     </w:lvl>
     <w:lvl w:ilvl="1">
@@ -3475,7 +3521,7 @@
       <w:lvlText w:val="%2."/>
       <w:lvlJc w:val="left"/>
       <w:pPr>
-        <w:ind w:left="1440" w:hanging="480"/>
+        <w:ind w:left="1440" w:hanging="360"/>
       </w:pPr>
     </w:lvl>
     <w:lvl w:ilvl="2">
@@ -3484,7 +3530,7 @@
       <w:lvlText w:val="%3."/>
       <w:lvlJc w:val="left"/>
       <w:pPr>
-        <w:ind w:left="2160" w:hanging="480"/>
+        <w:ind w:left="2160" w:hanging="360"/>
       </w:pPr>
     </w:lvl>
     <w:lvl w:ilvl="3">
@@ -3493,7 +3539,7 @@
       <w:lvlText w:val="%4."/>
       <w:lvlJc w:val="left"/>
       <w:pPr>
-        <w:ind w:left="2880" w:hanging="480"/>
+        <w:ind w:left="2880" w:hanging="360"/>
       </w:pPr>
     </w:lvl>
     <w:lvl w:ilvl="4">
@@ -3502,7 +3548,7 @@
       <w:lvlText w:val="%5."/>
       <w:lvlJc w:val="left"/>
       <w:pPr>
-        <w:ind w:left="3600" w:hanging="480"/>
+        <w:ind w:left="3600" w:hanging="360"/>
       </w:pPr>
     </w:lvl>
     <w:lvl w:ilvl="5">
@@ -3511,7 +3557,7 @@
       <w:lvlText w:val="%6."/>
       <w:lvlJc w:val="left"/>
       <w:pPr>
-        <w:ind w:left="4320" w:hanging="480"/>
+        <w:ind w:left="4320" w:hanging="360"/>
       </w:pPr>
     </w:lvl>
     <w:lvl w:ilvl="6">
@@ -3520,7 +3566,7 @@
       <w:lvlText w:val="%7."/>
       <w:lvlJc w:val="left"/>
       <w:pPr>
-        <w:ind w:left="5040" w:hanging="480"/>
+        <w:ind w:left="5040" w:hanging="360"/>
       </w:pPr>
     </w:lvl>
     <w:lvl w:ilvl="7">
@@ -3529,7 +3575,7 @@
       <w:lvlText w:val="%8."/>
       <w:lvlJc w:val="left"/>
       <w:pPr>
-        <w:ind w:left="5760" w:hanging="480"/>
+        <w:ind w:left="5760" w:hanging="360"/>
       </w:pPr>
     </w:lvl>
     <w:lvl w:ilvl="8">
@@ -3538,21 +3584,21 @@
       <w:lvlText w:val="%9."/>
       <w:lvlJc w:val="left"/>
       <w:pPr>
-        <w:ind w:left="6480" w:hanging="480"/>
+        <w:ind w:left="6480" w:hanging="360"/>
       </w:pPr>
     </w:lvl>
   </w:abstractNum>
   <w:abstractNum w:abstractNumId="17" w15:restartNumberingAfterBreak="0">
     <w:nsid w:val="0A994114"/>
     <w:multiLevelType w:val="multilevel"/>
-    <w:tmpl w:val="A3D488F4"/>
+    <w:tmpl w:val="8BE8D212"/>
     <w:lvl w:ilvl="0">
       <w:start w:val="14"/>
       <w:numFmt w:val="decimal"/>
       <w:lvlText w:val="%1."/>
       <w:lvlJc w:val="left"/>
       <w:pPr>
-        <w:ind w:left="720" w:hanging="480"/>
+        <w:ind w:left="720" w:hanging="360"/>
       </w:pPr>
     </w:lvl>
     <w:lvl w:ilvl="1">
@@ -3561,7 +3607,7 @@
       <w:lvlText w:val="%2."/>
       <w:lvlJc w:val="left"/>
       <w:pPr>
-        <w:ind w:left="1440" w:hanging="480"/>
+        <w:ind w:left="1440" w:hanging="360"/>
       </w:pPr>
     </w:lvl>
     <w:lvl w:ilvl="2">
@@ -3570,7 +3616,7 @@
       <w:lvlText w:val="%3."/>
       <w:lvlJc w:val="left"/>
       <w:pPr>
-        <w:ind w:left="2160" w:hanging="480"/>
+        <w:ind w:left="2160" w:hanging="360"/>
       </w:pPr>
     </w:lvl>
     <w:lvl w:ilvl="3">
@@ -3579,7 +3625,7 @@
       <w:lvlText w:val="%4."/>
       <w:lvlJc w:val="left"/>
       <w:pPr>
-        <w:ind w:left="2880" w:hanging="480"/>
+        <w:ind w:left="2880" w:hanging="360"/>
       </w:pPr>
     </w:lvl>
     <w:lvl w:ilvl="4">
@@ -3588,7 +3634,7 @@
       <w:lvlText w:val="%5."/>
       <w:lvlJc w:val="left"/>
       <w:pPr>
-        <w:ind w:left="3600" w:hanging="480"/>
+        <w:ind w:left="3600" w:hanging="360"/>
       </w:pPr>
     </w:lvl>
     <w:lvl w:ilvl="5">
@@ -3597,7 +3643,7 @@
       <w:lvlText w:val="%6."/>
       <w:lvlJc w:val="left"/>
       <w:pPr>
-        <w:ind w:left="4320" w:hanging="480"/>
+        <w:ind w:left="4320" w:hanging="360"/>
       </w:pPr>
     </w:lvl>
     <w:lvl w:ilvl="6">
@@ -3606,7 +3652,7 @@
       <w:lvlText w:val="%7."/>
       <w:lvlJc w:val="left"/>
       <w:pPr>
-        <w:ind w:left="5040" w:hanging="480"/>
+        <w:ind w:left="5040" w:hanging="360"/>
       </w:pPr>
     </w:lvl>
     <w:lvl w:ilvl="7">
@@ -3615,7 +3661,7 @@
       <w:lvlText w:val="%8."/>
       <w:lvlJc w:val="left"/>
       <w:pPr>
-        <w:ind w:left="5760" w:hanging="480"/>
+        <w:ind w:left="5760" w:hanging="360"/>
       </w:pPr>
     </w:lvl>
     <w:lvl w:ilvl="8">
@@ -3624,21 +3670,21 @@
       <w:lvlText w:val="%9."/>
       <w:lvlJc w:val="left"/>
       <w:pPr>
-        <w:ind w:left="6480" w:hanging="480"/>
+        <w:ind w:left="6480" w:hanging="360"/>
       </w:pPr>
     </w:lvl>
   </w:abstractNum>
   <w:abstractNum w:abstractNumId="18" w15:restartNumberingAfterBreak="0">
     <w:nsid w:val="0A994121"/>
     <w:multiLevelType w:val="multilevel"/>
-    <w:tmpl w:val="4C3E450C"/>
+    <w:tmpl w:val="F6EEA6EA"/>
     <w:lvl w:ilvl="0">
       <w:start w:val="21"/>
       <w:numFmt w:val="decimal"/>
       <w:lvlText w:val="%1."/>
       <w:lvlJc w:val="left"/>
       <w:pPr>
-        <w:ind w:left="720" w:hanging="480"/>
+        <w:ind w:left="720" w:hanging="360"/>
       </w:pPr>
     </w:lvl>
     <w:lvl w:ilvl="1">
@@ -3647,7 +3693,7 @@
       <w:lvlText w:val="%2."/>
       <w:lvlJc w:val="left"/>
       <w:pPr>
-        <w:ind w:left="1440" w:hanging="480"/>
+        <w:ind w:left="1440" w:hanging="360"/>
       </w:pPr>
     </w:lvl>
     <w:lvl w:ilvl="2">
@@ -3656,7 +3702,7 @@
       <w:lvlText w:val="%3."/>
       <w:lvlJc w:val="left"/>
       <w:pPr>
-        <w:ind w:left="2160" w:hanging="480"/>
+        <w:ind w:left="2160" w:hanging="360"/>
       </w:pPr>
     </w:lvl>
     <w:lvl w:ilvl="3">
@@ -3665,7 +3711,7 @@
       <w:lvlText w:val="%4."/>
       <w:lvlJc w:val="left"/>
       <w:pPr>
-        <w:ind w:left="2880" w:hanging="480"/>
+        <w:ind w:left="2880" w:hanging="360"/>
       </w:pPr>
     </w:lvl>
     <w:lvl w:ilvl="4">
@@ -3674,7 +3720,7 @@
       <w:lvlText w:val="%5."/>
       <w:lvlJc w:val="left"/>
       <w:pPr>
-        <w:ind w:left="3600" w:hanging="480"/>
+        <w:ind w:left="3600" w:hanging="360"/>
       </w:pPr>
     </w:lvl>
     <w:lvl w:ilvl="5">
@@ -3683,7 +3729,7 @@
       <w:lvlText w:val="%6."/>
       <w:lvlJc w:val="left"/>
       <w:pPr>
-        <w:ind w:left="4320" w:hanging="480"/>
+        <w:ind w:left="4320" w:hanging="360"/>
       </w:pPr>
     </w:lvl>
     <w:lvl w:ilvl="6">
@@ -3692,7 +3738,7 @@
       <w:lvlText w:val="%7."/>
       <w:lvlJc w:val="left"/>
       <w:pPr>
-        <w:ind w:left="5040" w:hanging="480"/>
+        <w:ind w:left="5040" w:hanging="360"/>
       </w:pPr>
     </w:lvl>
     <w:lvl w:ilvl="7">
@@ -3701,7 +3747,7 @@
       <w:lvlText w:val="%8."/>
       <w:lvlJc w:val="left"/>
       <w:pPr>
-        <w:ind w:left="5760" w:hanging="480"/>
+        <w:ind w:left="5760" w:hanging="360"/>
       </w:pPr>
     </w:lvl>
     <w:lvl w:ilvl="8">
@@ -3710,21 +3756,21 @@
       <w:lvlText w:val="%9."/>
       <w:lvlJc w:val="left"/>
       <w:pPr>
-        <w:ind w:left="6480" w:hanging="480"/>
+        <w:ind w:left="6480" w:hanging="360"/>
       </w:pPr>
     </w:lvl>
   </w:abstractNum>
   <w:abstractNum w:abstractNumId="19" w15:restartNumberingAfterBreak="0">
     <w:nsid w:val="0A994125"/>
     <w:multiLevelType w:val="multilevel"/>
-    <w:tmpl w:val="C55031F0"/>
+    <w:tmpl w:val="A70C0050"/>
     <w:lvl w:ilvl="0">
       <w:start w:val="25"/>
       <w:numFmt w:val="decimal"/>
       <w:lvlText w:val="%1."/>
       <w:lvlJc w:val="left"/>
       <w:pPr>
-        <w:ind w:left="720" w:hanging="480"/>
+        <w:ind w:left="720" w:hanging="360"/>
       </w:pPr>
     </w:lvl>
     <w:lvl w:ilvl="1">
@@ -3733,7 +3779,7 @@
       <w:lvlText w:val="%2."/>
       <w:lvlJc w:val="left"/>
       <w:pPr>
-        <w:ind w:left="1440" w:hanging="480"/>
+        <w:ind w:left="1440" w:hanging="360"/>
       </w:pPr>
     </w:lvl>
     <w:lvl w:ilvl="2">
@@ -3742,7 +3788,7 @@
       <w:lvlText w:val="%3."/>
       <w:lvlJc w:val="left"/>
       <w:pPr>
-        <w:ind w:left="2160" w:hanging="480"/>
+        <w:ind w:left="2160" w:hanging="360"/>
       </w:pPr>
     </w:lvl>
     <w:lvl w:ilvl="3">
@@ -3751,7 +3797,7 @@
       <w:lvlText w:val="%4."/>
       <w:lvlJc w:val="left"/>
       <w:pPr>
-        <w:ind w:left="2880" w:hanging="480"/>
+        <w:ind w:left="2880" w:hanging="360"/>
       </w:pPr>
     </w:lvl>
     <w:lvl w:ilvl="4">
@@ -3760,7 +3806,7 @@
       <w:lvlText w:val="%5."/>
       <w:lvlJc w:val="left"/>
       <w:pPr>
-        <w:ind w:left="3600" w:hanging="480"/>
+        <w:ind w:left="3600" w:hanging="360"/>
       </w:pPr>
     </w:lvl>
     <w:lvl w:ilvl="5">
@@ -3769,7 +3815,7 @@
       <w:lvlText w:val="%6."/>
       <w:lvlJc w:val="left"/>
       <w:pPr>
-        <w:ind w:left="4320" w:hanging="480"/>
+        <w:ind w:left="4320" w:hanging="360"/>
       </w:pPr>
     </w:lvl>
     <w:lvl w:ilvl="6">
@@ -3778,7 +3824,7 @@
       <w:lvlText w:val="%7."/>
       <w:lvlJc w:val="left"/>
       <w:pPr>
-        <w:ind w:left="5040" w:hanging="480"/>
+        <w:ind w:left="5040" w:hanging="360"/>
       </w:pPr>
     </w:lvl>
     <w:lvl w:ilvl="7">
@@ -3787,7 +3833,7 @@
       <w:lvlText w:val="%8."/>
       <w:lvlJc w:val="left"/>
       <w:pPr>
-        <w:ind w:left="5760" w:hanging="480"/>
+        <w:ind w:left="5760" w:hanging="360"/>
       </w:pPr>
     </w:lvl>
     <w:lvl w:ilvl="8">
@@ -3796,21 +3842,21 @@
       <w:lvlText w:val="%9."/>
       <w:lvlJc w:val="left"/>
       <w:pPr>
-        <w:ind w:left="6480" w:hanging="480"/>
+        <w:ind w:left="6480" w:hanging="360"/>
       </w:pPr>
     </w:lvl>
   </w:abstractNum>
   <w:abstractNum w:abstractNumId="20" w15:restartNumberingAfterBreak="0">
     <w:nsid w:val="0A994130"/>
     <w:multiLevelType w:val="multilevel"/>
-    <w:tmpl w:val="6BD64A02"/>
+    <w:tmpl w:val="0F1AAE66"/>
     <w:lvl w:ilvl="0">
       <w:start w:val="30"/>
       <w:numFmt w:val="decimal"/>
       <w:lvlText w:val="%1."/>
       <w:lvlJc w:val="left"/>
       <w:pPr>
-        <w:ind w:left="720" w:hanging="480"/>
+        <w:ind w:left="720" w:hanging="360"/>
       </w:pPr>
     </w:lvl>
     <w:lvl w:ilvl="1">
@@ -3819,7 +3865,7 @@
       <w:lvlText w:val="%2."/>
       <w:lvlJc w:val="left"/>
       <w:pPr>
-        <w:ind w:left="1440" w:hanging="480"/>
+        <w:ind w:left="1440" w:hanging="360"/>
       </w:pPr>
     </w:lvl>
     <w:lvl w:ilvl="2">
@@ -3828,7 +3874,7 @@
       <w:lvlText w:val="%3."/>
       <w:lvlJc w:val="left"/>
       <w:pPr>
-        <w:ind w:left="2160" w:hanging="480"/>
+        <w:ind w:left="2160" w:hanging="360"/>
       </w:pPr>
     </w:lvl>
     <w:lvl w:ilvl="3">
@@ -3837,7 +3883,7 @@
       <w:lvlText w:val="%4."/>
       <w:lvlJc w:val="left"/>
       <w:pPr>
-        <w:ind w:left="2880" w:hanging="480"/>
+        <w:ind w:left="2880" w:hanging="360"/>
       </w:pPr>
     </w:lvl>
     <w:lvl w:ilvl="4">
@@ -3846,7 +3892,7 @@
       <w:lvlText w:val="%5."/>
       <w:lvlJc w:val="left"/>
       <w:pPr>
-        <w:ind w:left="3600" w:hanging="480"/>
+        <w:ind w:left="3600" w:hanging="360"/>
       </w:pPr>
     </w:lvl>
     <w:lvl w:ilvl="5">
@@ -3855,7 +3901,7 @@
       <w:lvlText w:val="%6."/>
       <w:lvlJc w:val="left"/>
       <w:pPr>
-        <w:ind w:left="4320" w:hanging="480"/>
+        <w:ind w:left="4320" w:hanging="360"/>
       </w:pPr>
     </w:lvl>
     <w:lvl w:ilvl="6">
@@ -3864,7 +3910,7 @@
       <w:lvlText w:val="%7."/>
       <w:lvlJc w:val="left"/>
       <w:pPr>
-        <w:ind w:left="5040" w:hanging="480"/>
+        <w:ind w:left="5040" w:hanging="360"/>
       </w:pPr>
     </w:lvl>
     <w:lvl w:ilvl="7">
@@ -3873,7 +3919,7 @@
       <w:lvlText w:val="%8."/>
       <w:lvlJc w:val="left"/>
       <w:pPr>
-        <w:ind w:left="5760" w:hanging="480"/>
+        <w:ind w:left="5760" w:hanging="360"/>
       </w:pPr>
     </w:lvl>
     <w:lvl w:ilvl="8">
@@ -3882,21 +3928,21 @@
       <w:lvlText w:val="%9."/>
       <w:lvlJc w:val="left"/>
       <w:pPr>
-        <w:ind w:left="6480" w:hanging="480"/>
+        <w:ind w:left="6480" w:hanging="360"/>
       </w:pPr>
     </w:lvl>
   </w:abstractNum>
   <w:abstractNum w:abstractNumId="21" w15:restartNumberingAfterBreak="0">
     <w:nsid w:val="0A994138"/>
     <w:multiLevelType w:val="multilevel"/>
-    <w:tmpl w:val="FC9A2DEC"/>
+    <w:tmpl w:val="BB74F950"/>
     <w:lvl w:ilvl="0">
       <w:start w:val="38"/>
       <w:numFmt w:val="decimal"/>
       <w:lvlText w:val="%1."/>
       <w:lvlJc w:val="left"/>
       <w:pPr>
-        <w:ind w:left="720" w:hanging="480"/>
+        <w:ind w:left="720" w:hanging="360"/>
       </w:pPr>
     </w:lvl>
     <w:lvl w:ilvl="1">
@@ -3905,7 +3951,7 @@
       <w:lvlText w:val="%2."/>
       <w:lvlJc w:val="left"/>
       <w:pPr>
-        <w:ind w:left="1440" w:hanging="480"/>
+        <w:ind w:left="1440" w:hanging="360"/>
       </w:pPr>
     </w:lvl>
     <w:lvl w:ilvl="2">
@@ -3914,7 +3960,7 @@
       <w:lvlText w:val="%3."/>
       <w:lvlJc w:val="left"/>
       <w:pPr>
-        <w:ind w:left="2160" w:hanging="480"/>
+        <w:ind w:left="2160" w:hanging="360"/>
       </w:pPr>
     </w:lvl>
     <w:lvl w:ilvl="3">
@@ -3923,7 +3969,7 @@
       <w:lvlText w:val="%4."/>
       <w:lvlJc w:val="left"/>
       <w:pPr>
-        <w:ind w:left="2880" w:hanging="480"/>
+        <w:ind w:left="2880" w:hanging="360"/>
       </w:pPr>
     </w:lvl>
     <w:lvl w:ilvl="4">
@@ -3932,7 +3978,7 @@
       <w:lvlText w:val="%5."/>
       <w:lvlJc w:val="left"/>
       <w:pPr>
-        <w:ind w:left="3600" w:hanging="480"/>
+        <w:ind w:left="3600" w:hanging="360"/>
       </w:pPr>
     </w:lvl>
     <w:lvl w:ilvl="5">
@@ -3941,7 +3987,7 @@
       <w:lvlText w:val="%6."/>
       <w:lvlJc w:val="left"/>
       <w:pPr>
-        <w:ind w:left="4320" w:hanging="480"/>
+        <w:ind w:left="4320" w:hanging="360"/>
       </w:pPr>
     </w:lvl>
     <w:lvl w:ilvl="6">
@@ -3950,7 +3996,7 @@
       <w:lvlText w:val="%7."/>
       <w:lvlJc w:val="left"/>
       <w:pPr>
-        <w:ind w:left="5040" w:hanging="480"/>
+        <w:ind w:left="5040" w:hanging="360"/>
       </w:pPr>
     </w:lvl>
     <w:lvl w:ilvl="7">
@@ -3959,7 +4005,7 @@
       <w:lvlText w:val="%8."/>
       <w:lvlJc w:val="left"/>
       <w:pPr>
-        <w:ind w:left="5760" w:hanging="480"/>
+        <w:ind w:left="5760" w:hanging="360"/>
       </w:pPr>
     </w:lvl>
     <w:lvl w:ilvl="8">
@@ -3968,21 +4014,21 @@
       <w:lvlText w:val="%9."/>
       <w:lvlJc w:val="left"/>
       <w:pPr>
-        <w:ind w:left="6480" w:hanging="480"/>
+        <w:ind w:left="6480" w:hanging="360"/>
       </w:pPr>
     </w:lvl>
   </w:abstractNum>
   <w:abstractNum w:abstractNumId="22" w15:restartNumberingAfterBreak="0">
     <w:nsid w:val="0A994143"/>
     <w:multiLevelType w:val="multilevel"/>
-    <w:tmpl w:val="7898FD68"/>
+    <w:tmpl w:val="A48C3AF8"/>
     <w:lvl w:ilvl="0">
       <w:start w:val="43"/>
       <w:numFmt w:val="decimal"/>
       <w:lvlText w:val="%1."/>
       <w:lvlJc w:val="left"/>
       <w:pPr>
-        <w:ind w:left="720" w:hanging="480"/>
+        <w:ind w:left="720" w:hanging="360"/>
       </w:pPr>
     </w:lvl>
     <w:lvl w:ilvl="1">
@@ -3991,7 +4037,7 @@
       <w:lvlText w:val="%2."/>
       <w:lvlJc w:val="left"/>
       <w:pPr>
-        <w:ind w:left="1440" w:hanging="480"/>
+        <w:ind w:left="1440" w:hanging="360"/>
       </w:pPr>
     </w:lvl>
     <w:lvl w:ilvl="2">
@@ -4000,7 +4046,7 @@
       <w:lvlText w:val="%3."/>
       <w:lvlJc w:val="left"/>
       <w:pPr>
-        <w:ind w:left="2160" w:hanging="480"/>
+        <w:ind w:left="2160" w:hanging="360"/>
       </w:pPr>
     </w:lvl>
     <w:lvl w:ilvl="3">
@@ -4009,7 +4055,7 @@
       <w:lvlText w:val="%4."/>
       <w:lvlJc w:val="left"/>
       <w:pPr>
-        <w:ind w:left="2880" w:hanging="480"/>
+        <w:ind w:left="2880" w:hanging="360"/>
       </w:pPr>
     </w:lvl>
     <w:lvl w:ilvl="4">
@@ -4018,7 +4064,7 @@
       <w:lvlText w:val="%5."/>
       <w:lvlJc w:val="left"/>
       <w:pPr>
-        <w:ind w:left="3600" w:hanging="480"/>
+        <w:ind w:left="3600" w:hanging="360"/>
       </w:pPr>
     </w:lvl>
     <w:lvl w:ilvl="5">
@@ -4027,7 +4073,7 @@
       <w:lvlText w:val="%6."/>
       <w:lvlJc w:val="left"/>
       <w:pPr>
-        <w:ind w:left="4320" w:hanging="480"/>
+        <w:ind w:left="4320" w:hanging="360"/>
       </w:pPr>
     </w:lvl>
     <w:lvl w:ilvl="6">
@@ -4036,7 +4082,7 @@
       <w:lvlText w:val="%7."/>
       <w:lvlJc w:val="left"/>
       <w:pPr>
-        <w:ind w:left="5040" w:hanging="480"/>
+        <w:ind w:left="5040" w:hanging="360"/>
       </w:pPr>
     </w:lvl>
     <w:lvl w:ilvl="7">
@@ -4045,7 +4091,7 @@
       <w:lvlText w:val="%8."/>
       <w:lvlJc w:val="left"/>
       <w:pPr>
-        <w:ind w:left="5760" w:hanging="480"/>
+        <w:ind w:left="5760" w:hanging="360"/>
       </w:pPr>
     </w:lvl>
     <w:lvl w:ilvl="8">
@@ -4054,21 +4100,21 @@
       <w:lvlText w:val="%9."/>
       <w:lvlJc w:val="left"/>
       <w:pPr>
-        <w:ind w:left="6480" w:hanging="480"/>
+        <w:ind w:left="6480" w:hanging="360"/>
       </w:pPr>
     </w:lvl>
   </w:abstractNum>
   <w:abstractNum w:abstractNumId="23" w15:restartNumberingAfterBreak="0">
     <w:nsid w:val="0A994147"/>
     <w:multiLevelType w:val="multilevel"/>
-    <w:tmpl w:val="D51E8E8A"/>
+    <w:tmpl w:val="7EBED41C"/>
     <w:lvl w:ilvl="0">
       <w:start w:val="47"/>
       <w:numFmt w:val="decimal"/>
       <w:lvlText w:val="%1."/>
       <w:lvlJc w:val="left"/>
       <w:pPr>
-        <w:ind w:left="720" w:hanging="480"/>
+        <w:ind w:left="720" w:hanging="360"/>
       </w:pPr>
     </w:lvl>
     <w:lvl w:ilvl="1">
@@ -4077,7 +4123,7 @@
       <w:lvlText w:val="%2."/>
       <w:lvlJc w:val="left"/>
       <w:pPr>
-        <w:ind w:left="1440" w:hanging="480"/>
+        <w:ind w:left="1440" w:hanging="360"/>
       </w:pPr>
     </w:lvl>
     <w:lvl w:ilvl="2">
@@ -4086,7 +4132,7 @@
       <w:lvlText w:val="%3."/>
       <w:lvlJc w:val="left"/>
       <w:pPr>
-        <w:ind w:left="2160" w:hanging="480"/>
+        <w:ind w:left="2160" w:hanging="360"/>
       </w:pPr>
     </w:lvl>
     <w:lvl w:ilvl="3">
@@ -4095,7 +4141,7 @@
       <w:lvlText w:val="%4."/>
       <w:lvlJc w:val="left"/>
       <w:pPr>
-        <w:ind w:left="2880" w:hanging="480"/>
+        <w:ind w:left="2880" w:hanging="360"/>
       </w:pPr>
     </w:lvl>
     <w:lvl w:ilvl="4">
@@ -4104,7 +4150,7 @@
       <w:lvlText w:val="%5."/>
       <w:lvlJc w:val="left"/>
       <w:pPr>
-        <w:ind w:left="3600" w:hanging="480"/>
+        <w:ind w:left="3600" w:hanging="360"/>
       </w:pPr>
     </w:lvl>
     <w:lvl w:ilvl="5">
@@ -4113,7 +4159,7 @@
       <w:lvlText w:val="%6."/>
       <w:lvlJc w:val="left"/>
       <w:pPr>
-        <w:ind w:left="4320" w:hanging="480"/>
+        <w:ind w:left="4320" w:hanging="360"/>
       </w:pPr>
     </w:lvl>
     <w:lvl w:ilvl="6">
@@ -4122,7 +4168,7 @@
       <w:lvlText w:val="%7."/>
       <w:lvlJc w:val="left"/>
       <w:pPr>
-        <w:ind w:left="5040" w:hanging="480"/>
+        <w:ind w:left="5040" w:hanging="360"/>
       </w:pPr>
     </w:lvl>
     <w:lvl w:ilvl="7">
@@ -4131,7 +4177,7 @@
       <w:lvlText w:val="%8."/>
       <w:lvlJc w:val="left"/>
       <w:pPr>
-        <w:ind w:left="5760" w:hanging="480"/>
+        <w:ind w:left="5760" w:hanging="360"/>
       </w:pPr>
     </w:lvl>
     <w:lvl w:ilvl="8">
@@ -4140,7 +4186,7 @@
       <w:lvlText w:val="%9."/>
       <w:lvlJc w:val="left"/>
       <w:pPr>
-        <w:ind w:left="6480" w:hanging="480"/>
+        <w:ind w:left="6480" w:hanging="360"/>
       </w:pPr>
     </w:lvl>
   </w:abstractNum>
@@ -4281,16 +4327,16 @@
   <w:num w:numId="11" w16cid:durableId="345712931">
     <w:abstractNumId w:val="0"/>
   </w:num>
-  <w:num w:numId="12" w16cid:durableId="1342659266">
+  <w:num w:numId="12" w16cid:durableId="1092892109">
     <w:abstractNumId w:val="10"/>
   </w:num>
-  <w:num w:numId="13" w16cid:durableId="885410217">
+  <w:num w:numId="13" w16cid:durableId="755899365">
     <w:abstractNumId w:val="11"/>
   </w:num>
-  <w:num w:numId="14" w16cid:durableId="35743685">
+  <w:num w:numId="14" w16cid:durableId="1468013428">
     <w:abstractNumId w:val="11"/>
   </w:num>
-  <w:num w:numId="15" w16cid:durableId="1634293385">
+  <w:num w:numId="15" w16cid:durableId="483008494">
     <w:abstractNumId w:val="12"/>
     <w:lvlOverride w:ilvl="0">
       <w:startOverride w:val="1"/>
@@ -4320,7 +4366,7 @@
       <w:startOverride w:val="1"/>
     </w:lvlOverride>
   </w:num>
-  <w:num w:numId="16" w16cid:durableId="50006462">
+  <w:num w:numId="16" w16cid:durableId="923225262">
     <w:abstractNumId w:val="12"/>
     <w:lvlOverride w:ilvl="0">
       <w:startOverride w:val="1"/>
@@ -4350,7 +4396,7 @@
       <w:startOverride w:val="1"/>
     </w:lvlOverride>
   </w:num>
-  <w:num w:numId="17" w16cid:durableId="1192571014">
+  <w:num w:numId="17" w16cid:durableId="1706906204">
     <w:abstractNumId w:val="16"/>
     <w:lvlOverride w:ilvl="0">
       <w:startOverride w:val="1"/>
@@ -4380,7 +4426,7 @@
       <w:startOverride w:val="1"/>
     </w:lvlOverride>
   </w:num>
-  <w:num w:numId="18" w16cid:durableId="1153328700">
+  <w:num w:numId="18" w16cid:durableId="1945918988">
     <w:abstractNumId w:val="16"/>
     <w:lvlOverride w:ilvl="0">
       <w:startOverride w:val="1"/>
@@ -4410,7 +4456,7 @@
       <w:startOverride w:val="1"/>
     </w:lvlOverride>
   </w:num>
-  <w:num w:numId="19" w16cid:durableId="166138418">
+  <w:num w:numId="19" w16cid:durableId="1304235923">
     <w:abstractNumId w:val="13"/>
     <w:lvlOverride w:ilvl="0">
       <w:startOverride w:val="3"/>
@@ -4440,7 +4486,7 @@
       <w:startOverride w:val="3"/>
     </w:lvlOverride>
   </w:num>
-  <w:num w:numId="20" w16cid:durableId="180776780">
+  <w:num w:numId="20" w16cid:durableId="1164400241">
     <w:abstractNumId w:val="16"/>
     <w:lvlOverride w:ilvl="0">
       <w:startOverride w:val="1"/>
@@ -4470,7 +4516,7 @@
       <w:startOverride w:val="1"/>
     </w:lvlOverride>
   </w:num>
-  <w:num w:numId="21" w16cid:durableId="247661193">
+  <w:num w:numId="21" w16cid:durableId="461339387">
     <w:abstractNumId w:val="14"/>
     <w:lvlOverride w:ilvl="0">
       <w:startOverride w:val="8"/>
@@ -4500,7 +4546,7 @@
       <w:startOverride w:val="8"/>
     </w:lvlOverride>
   </w:num>
-  <w:num w:numId="22" w16cid:durableId="830608998">
+  <w:num w:numId="22" w16cid:durableId="1272937824">
     <w:abstractNumId w:val="15"/>
     <w:lvlOverride w:ilvl="0">
       <w:startOverride w:val="9"/>
@@ -4530,7 +4576,7 @@
       <w:startOverride w:val="9"/>
     </w:lvlOverride>
   </w:num>
-  <w:num w:numId="23" w16cid:durableId="1574046807">
+  <w:num w:numId="23" w16cid:durableId="773981216">
     <w:abstractNumId w:val="16"/>
     <w:lvlOverride w:ilvl="0">
       <w:startOverride w:val="1"/>
@@ -4560,7 +4606,7 @@
       <w:startOverride w:val="1"/>
     </w:lvlOverride>
   </w:num>
-  <w:num w:numId="24" w16cid:durableId="152993312">
+  <w:num w:numId="24" w16cid:durableId="774331319">
     <w:abstractNumId w:val="17"/>
     <w:lvlOverride w:ilvl="0">
       <w:startOverride w:val="14"/>
@@ -4590,7 +4636,7 @@
       <w:startOverride w:val="14"/>
     </w:lvlOverride>
   </w:num>
-  <w:num w:numId="25" w16cid:durableId="1690832330">
+  <w:num w:numId="25" w16cid:durableId="1917082495">
     <w:abstractNumId w:val="16"/>
     <w:lvlOverride w:ilvl="0">
       <w:startOverride w:val="1"/>
@@ -4620,7 +4666,7 @@
       <w:startOverride w:val="1"/>
     </w:lvlOverride>
   </w:num>
-  <w:num w:numId="26" w16cid:durableId="1206210085">
+  <w:num w:numId="26" w16cid:durableId="1384521890">
     <w:abstractNumId w:val="16"/>
     <w:lvlOverride w:ilvl="0">
       <w:startOverride w:val="1"/>
@@ -4650,7 +4696,7 @@
       <w:startOverride w:val="1"/>
     </w:lvlOverride>
   </w:num>
-  <w:num w:numId="27" w16cid:durableId="302850839">
+  <w:num w:numId="27" w16cid:durableId="846873006">
     <w:abstractNumId w:val="18"/>
     <w:lvlOverride w:ilvl="0">
       <w:startOverride w:val="21"/>
@@ -4680,7 +4726,7 @@
       <w:startOverride w:val="21"/>
     </w:lvlOverride>
   </w:num>
-  <w:num w:numId="28" w16cid:durableId="842821899">
+  <w:num w:numId="28" w16cid:durableId="2076658092">
     <w:abstractNumId w:val="16"/>
     <w:lvlOverride w:ilvl="0">
       <w:startOverride w:val="1"/>
@@ -4710,7 +4756,7 @@
       <w:startOverride w:val="1"/>
     </w:lvlOverride>
   </w:num>
-  <w:num w:numId="29" w16cid:durableId="1551456357">
+  <w:num w:numId="29" w16cid:durableId="1309751713">
     <w:abstractNumId w:val="19"/>
     <w:lvlOverride w:ilvl="0">
       <w:startOverride w:val="25"/>
@@ -4740,7 +4786,7 @@
       <w:startOverride w:val="25"/>
     </w:lvlOverride>
   </w:num>
-  <w:num w:numId="30" w16cid:durableId="1421946235">
+  <w:num w:numId="30" w16cid:durableId="665549272">
     <w:abstractNumId w:val="20"/>
     <w:lvlOverride w:ilvl="0">
       <w:startOverride w:val="30"/>
@@ -4770,7 +4816,7 @@
       <w:startOverride w:val="30"/>
     </w:lvlOverride>
   </w:num>
-  <w:num w:numId="31" w16cid:durableId="234899086">
+  <w:num w:numId="31" w16cid:durableId="1460489529">
     <w:abstractNumId w:val="21"/>
     <w:lvlOverride w:ilvl="0">
       <w:startOverride w:val="38"/>
@@ -4800,7 +4846,7 @@
       <w:startOverride w:val="38"/>
     </w:lvlOverride>
   </w:num>
-  <w:num w:numId="32" w16cid:durableId="1445154081">
+  <w:num w:numId="32" w16cid:durableId="1683118983">
     <w:abstractNumId w:val="22"/>
     <w:lvlOverride w:ilvl="0">
       <w:startOverride w:val="43"/>
@@ -4830,7 +4876,7 @@
       <w:startOverride w:val="43"/>
     </w:lvlOverride>
   </w:num>
-  <w:num w:numId="33" w16cid:durableId="810251111">
+  <w:num w:numId="33" w16cid:durableId="524833025">
     <w:abstractNumId w:val="23"/>
     <w:lvlOverride w:ilvl="0">
       <w:startOverride w:val="47"/>
@@ -4864,7 +4910,7 @@
 </file>
 
 <file path=word/styles.xml><?xml version="1.0" encoding="utf-8"?>
-<w:styles xmlns:mc="http://schemas.openxmlformats.org/markup-compatibility/2006" xmlns:r="http://schemas.openxmlformats.org/officeDocument/2006/relationships" xmlns:w="http://schemas.openxmlformats.org/wordprocessingml/2006/main" xmlns:w14="http://schemas.microsoft.com/office/word/2010/wordml" xmlns:w15="http://schemas.microsoft.com/office/word/2012/wordml" xmlns:w16cex="http://schemas.microsoft.com/office/word/2018/wordml/cex" xmlns:w16cid="http://schemas.microsoft.com/office/word/2016/wordml/cid" xmlns:w16="http://schemas.microsoft.com/office/word/2018/wordml" xmlns:w16du="http://schemas.microsoft.com/office/word/2023/wordml/word16du" xmlns:w16sdtdh="http://schemas.microsoft.com/office/word/2020/wordml/sdtdatahash" xmlns:w16se="http://schemas.microsoft.com/office/word/2015/wordml/symex" mc:Ignorable="w14 w15 w16se w16cid w16 w16cex w16sdtdh w16du">
+<w:styles xmlns:mc="http://schemas.openxmlformats.org/markup-compatibility/2006" xmlns:r="http://schemas.openxmlformats.org/officeDocument/2006/relationships" xmlns:w="http://schemas.openxmlformats.org/wordprocessingml/2006/main" xmlns:w14="http://schemas.microsoft.com/office/word/2010/wordml" xmlns:w15="http://schemas.microsoft.com/office/word/2012/wordml" xmlns:w16cex="http://schemas.microsoft.com/office/word/2018/wordml/cex" xmlns:w16cid="http://schemas.microsoft.com/office/word/2016/wordml/cid" xmlns:w16="http://schemas.microsoft.com/office/word/2018/wordml" xmlns:w16du="http://schemas.microsoft.com/office/word/2023/wordml/word16du" xmlns:w16sdtdh="http://schemas.microsoft.com/office/word/2020/wordml/sdtdatahash" xmlns:w16sdtfl="http://schemas.microsoft.com/office/word/2024/wordml/sdtformatlock" xmlns:w16se="http://schemas.microsoft.com/office/word/2015/wordml/symex" mc:Ignorable="w14 w15 w16se w16cid w16 w16cex w16sdtdh w16sdtfl w16du">
   <w:docDefaults>
     <w:rPrDefault>
       <w:rPr>
